--- a/docs/qa/Documento_QA_Sistema_Torneo_Videojuegos.docx
+++ b/docs/qa/Documento_QA_Sistema_Torneo_Videojuegos.docx
@@ -137,8 +137,16 @@
               <w:rPr>
                 <w:sz w:val="18"/>
               </w:rPr>
-              <w:t>Responsable de QA / Testing</w:t>
-            </w:r>
+              <w:t xml:space="preserve">Responsable de QA / </w:t>
+            </w:r>
+            <w:proofErr w:type="spellStart"/>
+            <w:r>
+              <w:rPr>
+                <w:sz w:val="18"/>
+              </w:rPr>
+              <w:t>Testing</w:t>
+            </w:r>
+            <w:proofErr w:type="spellEnd"/>
           </w:p>
         </w:tc>
       </w:tr>
@@ -286,14 +294,16 @@
     <w:p>
       <w:pPr>
         <w:pStyle w:val="Ttulo1"/>
+        <w:numPr>
+          <w:ilvl w:val="0"/>
+          <w:numId w:val="10"/>
+        </w:numPr>
       </w:pPr>
       <w:r>
-        <w:t>1</w:t>
-      </w:r>
-      <w:r>
-        <w:t>. Alcance de pruebas</w:t>
+        <w:t>Alcance de pruebas</w:t>
       </w:r>
     </w:p>
+    <w:p/>
     <w:tbl>
       <w:tblPr>
         <w:tblStyle w:val="Tablaconcuadrcula"/>
@@ -502,7 +512,21 @@
               <w:rPr>
                 <w:sz w:val="18"/>
               </w:rPr>
-              <w:t>Jugador/videojuego existentes y puntuación no negativa.</w:t>
+              <w:t>Jugador/</w:t>
+            </w:r>
+            <w:proofErr w:type="gramStart"/>
+            <w:r>
+              <w:rPr>
+                <w:sz w:val="18"/>
+              </w:rPr>
+              <w:t>videojuego existentes</w:t>
+            </w:r>
+            <w:proofErr w:type="gramEnd"/>
+            <w:r>
+              <w:rPr>
+                <w:sz w:val="18"/>
+              </w:rPr>
+              <w:t xml:space="preserve"> y puntuación no negativa.</w:t>
             </w:r>
           </w:p>
         </w:tc>
@@ -752,13 +776,24 @@
     <w:p>
       <w:pPr>
         <w:pStyle w:val="Ttulo1"/>
+        <w:numPr>
+          <w:ilvl w:val="0"/>
+          <w:numId w:val="10"/>
+        </w:numPr>
       </w:pPr>
       <w:r>
-        <w:t>2</w:t>
+        <w:lastRenderedPageBreak/>
+        <w:t>Casos de prueba</w:t>
       </w:r>
-      <w:r>
-        <w:t>. Casos de prueba</w:t>
-      </w:r>
+    </w:p>
+    <w:p>
+      <w:pPr>
+        <w:pStyle w:val="Prrafodelista"/>
+        <w:numPr>
+          <w:ilvl w:val="0"/>
+          <w:numId w:val="10"/>
+        </w:numPr>
+      </w:pPr>
     </w:p>
     <w:tbl>
       <w:tblPr>
@@ -938,7 +973,21 @@
               <w:rPr>
                 <w:sz w:val="18"/>
               </w:rPr>
-              <w:t>Crear jugador con nombre, Gamertag y correo válidos.</w:t>
+              <w:t xml:space="preserve">Crear jugador con nombre, Gamertag y </w:t>
+            </w:r>
+            <w:proofErr w:type="gramStart"/>
+            <w:r>
+              <w:rPr>
+                <w:sz w:val="18"/>
+              </w:rPr>
+              <w:t>correo válidos</w:t>
+            </w:r>
+            <w:proofErr w:type="gramEnd"/>
+            <w:r>
+              <w:rPr>
+                <w:sz w:val="18"/>
+              </w:rPr>
+              <w:t>.</w:t>
             </w:r>
           </w:p>
         </w:tc>
@@ -1055,7 +1104,19 @@
               <w:rPr>
                 <w:sz w:val="18"/>
               </w:rPr>
-              <w:t>Pendiente</w:t>
+              <w:t>PASS</w:t>
+            </w:r>
+            <w:r>
+              <w:rPr>
+                <w:sz w:val="18"/>
+              </w:rPr>
+              <w:t xml:space="preserve"> </w:t>
+            </w:r>
+            <w:r>
+              <w:rPr>
+                <w:sz w:val="18"/>
+              </w:rPr>
+              <w:t>en validación visual de nombre obligatorio.</w:t>
             </w:r>
           </w:p>
         </w:tc>
@@ -1472,28 +1533,20 @@
               <w:rPr>
                 <w:sz w:val="18"/>
               </w:rPr>
-              <w:t xml:space="preserve">Registrar videojuego con </w:t>
-            </w:r>
-            <w:r>
-              <w:rPr>
-                <w:sz w:val="18"/>
-              </w:rPr>
-              <w:lastRenderedPageBreak/>
-              <w:t>nombre y género.</w:t>
-            </w:r>
-          </w:p>
-        </w:tc>
-        <w:tc>
-          <w:tcPr>
-            <w:tcW w:w="1704" w:type="dxa"/>
-            <w:vAlign w:val="center"/>
-          </w:tcPr>
-          <w:p>
-            <w:r>
-              <w:rPr>
-                <w:sz w:val="18"/>
-              </w:rPr>
-              <w:lastRenderedPageBreak/>
+              <w:t>Registrar videojuego con nombre y género.</w:t>
+            </w:r>
+          </w:p>
+        </w:tc>
+        <w:tc>
+          <w:tcPr>
+            <w:tcW w:w="1704" w:type="dxa"/>
+            <w:vAlign w:val="center"/>
+          </w:tcPr>
+          <w:p>
+            <w:r>
+              <w:rPr>
+                <w:sz w:val="18"/>
+              </w:rPr>
               <w:t>Videojuego creado en MySQL.</w:t>
             </w:r>
           </w:p>
@@ -1508,7 +1561,7 @@
               <w:rPr>
                 <w:sz w:val="18"/>
               </w:rPr>
-              <w:t>Pendiente</w:t>
+              <w:t>Bloqueado — BUG-006</w:t>
             </w:r>
           </w:p>
         </w:tc>
@@ -1569,7 +1622,7 @@
               <w:rPr>
                 <w:sz w:val="18"/>
               </w:rPr>
-              <w:t>Intentar registrar sin nombre o género.</w:t>
+              <w:t>El navegador impide enviar el formulario cuando el nombre o género están vacíos y muestra el mensaje "Completa este campo".</w:t>
             </w:r>
           </w:p>
         </w:tc>
@@ -1593,11 +1646,16 @@
             <w:vAlign w:val="center"/>
           </w:tcPr>
           <w:p>
-            <w:r>
-              <w:rPr>
-                <w:sz w:val="18"/>
-              </w:rPr>
-              <w:t>Pendiente</w:t>
+            <w:pPr>
+              <w:rPr>
+                <w:sz w:val="18"/>
+              </w:rPr>
+            </w:pPr>
+            <w:r>
+              <w:rPr>
+                <w:sz w:val="18"/>
+              </w:rPr>
+              <w:t>PASS en validación visual de campos obligatorios.</w:t>
             </w:r>
           </w:p>
         </w:tc>
@@ -1682,11 +1740,16 @@
             <w:vAlign w:val="center"/>
           </w:tcPr>
           <w:p>
-            <w:r>
-              <w:rPr>
-                <w:sz w:val="18"/>
-              </w:rPr>
-              <w:t>Pendiente</w:t>
+            <w:pPr>
+              <w:rPr>
+                <w:sz w:val="18"/>
+              </w:rPr>
+            </w:pPr>
+            <w:r>
+              <w:rPr>
+                <w:sz w:val="18"/>
+              </w:rPr>
+              <w:t>Bloqueado — BUG-006</w:t>
             </w:r>
           </w:p>
         </w:tc>
@@ -1771,11 +1834,16 @@
             <w:vAlign w:val="center"/>
           </w:tcPr>
           <w:p>
-            <w:r>
-              <w:rPr>
-                <w:sz w:val="18"/>
-              </w:rPr>
-              <w:t>Pendiente</w:t>
+            <w:pPr>
+              <w:rPr>
+                <w:sz w:val="18"/>
+              </w:rPr>
+            </w:pPr>
+            <w:r>
+              <w:rPr>
+                <w:sz w:val="18"/>
+              </w:rPr>
+              <w:t>Bloqueado — BUG-004 / BUG-006</w:t>
             </w:r>
           </w:p>
         </w:tc>
@@ -1860,11 +1928,16 @@
             <w:vAlign w:val="center"/>
           </w:tcPr>
           <w:p>
-            <w:r>
-              <w:rPr>
-                <w:sz w:val="18"/>
-              </w:rPr>
-              <w:t>Pendiente</w:t>
+            <w:pPr>
+              <w:rPr>
+                <w:sz w:val="18"/>
+              </w:rPr>
+            </w:pPr>
+            <w:r>
+              <w:rPr>
+                <w:sz w:val="18"/>
+              </w:rPr>
+              <w:t>Bloqueado — BUG-004 / BUG-005 / BUG-006</w:t>
             </w:r>
           </w:p>
         </w:tc>
@@ -1911,49 +1984,85 @@
               <w:rPr>
                 <w:sz w:val="18"/>
               </w:rPr>
-              <w:t>Jugador inexistente</w:t>
-            </w:r>
-          </w:p>
-        </w:tc>
-        <w:tc>
-          <w:tcPr>
-            <w:tcW w:w="1704" w:type="dxa"/>
-            <w:vAlign w:val="center"/>
-          </w:tcPr>
-          <w:p>
-            <w:r>
-              <w:rPr>
-                <w:sz w:val="18"/>
-              </w:rPr>
-              <w:t>Intentar registrar puntuación para jugador inexistente.</w:t>
-            </w:r>
-          </w:p>
-        </w:tc>
-        <w:tc>
-          <w:tcPr>
-            <w:tcW w:w="1704" w:type="dxa"/>
-            <w:vAlign w:val="center"/>
-          </w:tcPr>
-          <w:p>
-            <w:r>
-              <w:rPr>
-                <w:sz w:val="18"/>
-              </w:rPr>
-              <w:t>Operación rechazada.</w:t>
-            </w:r>
-          </w:p>
-        </w:tc>
-        <w:tc>
-          <w:tcPr>
-            <w:tcW w:w="1704" w:type="dxa"/>
-            <w:vAlign w:val="center"/>
-          </w:tcPr>
-          <w:p>
-            <w:r>
-              <w:rPr>
-                <w:sz w:val="18"/>
-              </w:rPr>
-              <w:t>Pendiente</w:t>
+              <w:t xml:space="preserve">Jugador </w:t>
+            </w:r>
+            <w:r>
+              <w:rPr>
+                <w:sz w:val="18"/>
+              </w:rPr>
+              <w:lastRenderedPageBreak/>
+              <w:t>inexistente</w:t>
+            </w:r>
+          </w:p>
+        </w:tc>
+        <w:tc>
+          <w:tcPr>
+            <w:tcW w:w="1704" w:type="dxa"/>
+            <w:vAlign w:val="center"/>
+          </w:tcPr>
+          <w:p>
+            <w:r>
+              <w:rPr>
+                <w:sz w:val="18"/>
+              </w:rPr>
+              <w:lastRenderedPageBreak/>
+              <w:t xml:space="preserve">Intentar registrar </w:t>
+            </w:r>
+            <w:r>
+              <w:rPr>
+                <w:sz w:val="18"/>
+              </w:rPr>
+              <w:lastRenderedPageBreak/>
+              <w:t>puntuación para jugador inexistente.</w:t>
+            </w:r>
+          </w:p>
+        </w:tc>
+        <w:tc>
+          <w:tcPr>
+            <w:tcW w:w="1704" w:type="dxa"/>
+            <w:vAlign w:val="center"/>
+          </w:tcPr>
+          <w:p>
+            <w:r>
+              <w:rPr>
+                <w:sz w:val="18"/>
+              </w:rPr>
+              <w:lastRenderedPageBreak/>
+              <w:t xml:space="preserve">Operación </w:t>
+            </w:r>
+            <w:r>
+              <w:rPr>
+                <w:sz w:val="18"/>
+              </w:rPr>
+              <w:lastRenderedPageBreak/>
+              <w:t>rechazada.</w:t>
+            </w:r>
+          </w:p>
+        </w:tc>
+        <w:tc>
+          <w:tcPr>
+            <w:tcW w:w="1704" w:type="dxa"/>
+            <w:vAlign w:val="center"/>
+          </w:tcPr>
+          <w:p>
+            <w:pPr>
+              <w:rPr>
+                <w:sz w:val="18"/>
+              </w:rPr>
+            </w:pPr>
+            <w:r>
+              <w:rPr>
+                <w:sz w:val="18"/>
+              </w:rPr>
+              <w:lastRenderedPageBreak/>
+              <w:t xml:space="preserve">Bloqueado — </w:t>
+            </w:r>
+            <w:r>
+              <w:rPr>
+                <w:sz w:val="18"/>
+              </w:rPr>
+              <w:lastRenderedPageBreak/>
+              <w:t>BUG-004 / BUG-005 / BUG-006</w:t>
             </w:r>
           </w:p>
         </w:tc>
@@ -1972,6 +2081,7 @@
               <w:rPr>
                 <w:sz w:val="18"/>
               </w:rPr>
+              <w:lastRenderedPageBreak/>
               <w:t>CP-013</w:t>
             </w:r>
           </w:p>
@@ -2038,11 +2148,16 @@
             <w:vAlign w:val="center"/>
           </w:tcPr>
           <w:p>
-            <w:r>
-              <w:rPr>
-                <w:sz w:val="18"/>
-              </w:rPr>
-              <w:t>Pendiente</w:t>
+            <w:pPr>
+              <w:rPr>
+                <w:sz w:val="18"/>
+              </w:rPr>
+            </w:pPr>
+            <w:r>
+              <w:rPr>
+                <w:sz w:val="18"/>
+              </w:rPr>
+              <w:t>Bloqueado — BUG-004 / BUG-005 / BUG-006</w:t>
             </w:r>
           </w:p>
         </w:tc>
@@ -2127,11 +2242,16 @@
             <w:vAlign w:val="center"/>
           </w:tcPr>
           <w:p>
-            <w:r>
-              <w:rPr>
-                <w:sz w:val="18"/>
-              </w:rPr>
-              <w:t>Pendiente</w:t>
+            <w:pPr>
+              <w:rPr>
+                <w:sz w:val="18"/>
+              </w:rPr>
+            </w:pPr>
+            <w:r>
+              <w:rPr>
+                <w:sz w:val="18"/>
+              </w:rPr>
+              <w:t>FAIL — BUG-003</w:t>
             </w:r>
           </w:p>
         </w:tc>
@@ -2220,7 +2340,7 @@
               <w:rPr>
                 <w:sz w:val="18"/>
               </w:rPr>
-              <w:t>Pendiente</w:t>
+              <w:t>BLOQUEADO — BUG-007 y BUG-010</w:t>
             </w:r>
           </w:p>
         </w:tc>
@@ -2305,11 +2425,16 @@
             <w:vAlign w:val="center"/>
           </w:tcPr>
           <w:p>
-            <w:r>
-              <w:rPr>
-                <w:sz w:val="18"/>
-              </w:rPr>
-              <w:t>Pendiente</w:t>
+            <w:pPr>
+              <w:rPr>
+                <w:sz w:val="18"/>
+              </w:rPr>
+            </w:pPr>
+            <w:r>
+              <w:rPr>
+                <w:sz w:val="18"/>
+              </w:rPr>
+              <w:t>Bloqueado / Pendiente — BUG-008</w:t>
             </w:r>
           </w:p>
         </w:tc>
@@ -2665,7 +2790,7 @@
               <w:rPr>
                 <w:sz w:val="18"/>
               </w:rPr>
-              <w:t>Pendiente</w:t>
+              <w:t>Bloqueado / Pendiente — BUG-009</w:t>
             </w:r>
           </w:p>
         </w:tc>
@@ -2675,13 +2800,23 @@
     <w:p>
       <w:pPr>
         <w:pStyle w:val="Ttulo1"/>
+        <w:numPr>
+          <w:ilvl w:val="0"/>
+          <w:numId w:val="10"/>
+        </w:numPr>
       </w:pPr>
       <w:r>
-        <w:t>3</w:t>
+        <w:t>Matriz de datos de prueba</w:t>
       </w:r>
-      <w:r>
-        <w:t>. Matriz de datos de prueba</w:t>
-      </w:r>
+    </w:p>
+    <w:p>
+      <w:pPr>
+        <w:pStyle w:val="Prrafodelista"/>
+        <w:numPr>
+          <w:ilvl w:val="0"/>
+          <w:numId w:val="10"/>
+        </w:numPr>
+      </w:pPr>
     </w:p>
     <w:tbl>
       <w:tblPr>
@@ -3047,6 +3182,7 @@
               <w:rPr>
                 <w:sz w:val="18"/>
               </w:rPr>
+              <w:lastRenderedPageBreak/>
               <w:t>Puntuación positiva</w:t>
             </w:r>
           </w:p>
@@ -3235,7 +3371,6 @@
               <w:rPr>
                 <w:sz w:val="18"/>
               </w:rPr>
-              <w:lastRenderedPageBreak/>
               <w:t>Búsqueda sin coincidencia</w:t>
             </w:r>
           </w:p>
@@ -3276,32 +3411,26 @@
         <w:pStyle w:val="Ttulo1"/>
       </w:pPr>
       <w:r>
-        <w:t>4</w:t>
-      </w:r>
-      <w:r>
-        <w:t>. Registro de incidencias / Bugs</w:t>
+        <w:t>4. Registro de incidencias / Bugs</w:t>
       </w:r>
     </w:p>
-    <w:p>
-      <w:r>
-        <w:t>Cada error debe documentarse antes de solicitar su corrección. No registrar únicamente 'no funciona'; indicar pasos reproducibles, resultado esperado y obtenido.</w:t>
-      </w:r>
-    </w:p>
+    <w:p/>
     <w:tbl>
       <w:tblPr>
         <w:tblStyle w:val="Tablaconcuadrcula"/>
         <w:tblW w:w="0" w:type="auto"/>
         <w:jc w:val="center"/>
+        <w:tblLayout w:type="fixed"/>
         <w:tblLook w:val="04A0" w:firstRow="1" w:lastRow="0" w:firstColumn="1" w:lastColumn="0" w:noHBand="0" w:noVBand="1"/>
       </w:tblPr>
       <w:tblGrid>
-        <w:gridCol w:w="1461"/>
-        <w:gridCol w:w="1461"/>
-        <w:gridCol w:w="1541"/>
-        <w:gridCol w:w="1541"/>
-        <w:gridCol w:w="1461"/>
-        <w:gridCol w:w="1461"/>
-        <w:gridCol w:w="1461"/>
+        <w:gridCol w:w="2126"/>
+        <w:gridCol w:w="1048"/>
+        <w:gridCol w:w="1559"/>
+        <w:gridCol w:w="2410"/>
+        <w:gridCol w:w="2126"/>
+        <w:gridCol w:w="2693"/>
+        <w:gridCol w:w="981"/>
       </w:tblGrid>
       <w:tr>
         <w:trPr>
@@ -3309,7 +3438,7 @@
         </w:trPr>
         <w:tc>
           <w:tcPr>
-            <w:tcW w:w="1461" w:type="dxa"/>
+            <w:tcW w:w="2126" w:type="dxa"/>
             <w:shd w:val="clear" w:color="auto" w:fill="1F4E78"/>
             <w:vAlign w:val="center"/>
           </w:tcPr>
@@ -3326,7 +3455,7 @@
         </w:tc>
         <w:tc>
           <w:tcPr>
-            <w:tcW w:w="1461" w:type="dxa"/>
+            <w:tcW w:w="1048" w:type="dxa"/>
             <w:shd w:val="clear" w:color="auto" w:fill="1F4E78"/>
             <w:vAlign w:val="center"/>
           </w:tcPr>
@@ -3343,7 +3472,7 @@
         </w:tc>
         <w:tc>
           <w:tcPr>
-            <w:tcW w:w="1461" w:type="dxa"/>
+            <w:tcW w:w="1559" w:type="dxa"/>
             <w:shd w:val="clear" w:color="auto" w:fill="1F4E78"/>
             <w:vAlign w:val="center"/>
           </w:tcPr>
@@ -3360,7 +3489,7 @@
         </w:tc>
         <w:tc>
           <w:tcPr>
-            <w:tcW w:w="1461" w:type="dxa"/>
+            <w:tcW w:w="2410" w:type="dxa"/>
             <w:shd w:val="clear" w:color="auto" w:fill="1F4E78"/>
             <w:vAlign w:val="center"/>
           </w:tcPr>
@@ -3377,7 +3506,7 @@
         </w:tc>
         <w:tc>
           <w:tcPr>
-            <w:tcW w:w="1461" w:type="dxa"/>
+            <w:tcW w:w="2126" w:type="dxa"/>
             <w:shd w:val="clear" w:color="auto" w:fill="1F4E78"/>
             <w:vAlign w:val="center"/>
           </w:tcPr>
@@ -3394,7 +3523,7 @@
         </w:tc>
         <w:tc>
           <w:tcPr>
-            <w:tcW w:w="1461" w:type="dxa"/>
+            <w:tcW w:w="2693" w:type="dxa"/>
             <w:shd w:val="clear" w:color="auto" w:fill="1F4E78"/>
             <w:vAlign w:val="center"/>
           </w:tcPr>
@@ -3411,7 +3540,7 @@
         </w:tc>
         <w:tc>
           <w:tcPr>
-            <w:tcW w:w="1461" w:type="dxa"/>
+            <w:tcW w:w="981" w:type="dxa"/>
             <w:shd w:val="clear" w:color="auto" w:fill="1F4E78"/>
             <w:vAlign w:val="center"/>
           </w:tcPr>
@@ -3433,7 +3562,7 @@
         </w:trPr>
         <w:tc>
           <w:tcPr>
-            <w:tcW w:w="1461" w:type="dxa"/>
+            <w:tcW w:w="2126" w:type="dxa"/>
             <w:vAlign w:val="center"/>
           </w:tcPr>
           <w:p>
@@ -3447,7 +3576,7 @@
         </w:tc>
         <w:tc>
           <w:tcPr>
-            <w:tcW w:w="1461" w:type="dxa"/>
+            <w:tcW w:w="1048" w:type="dxa"/>
             <w:vAlign w:val="center"/>
           </w:tcPr>
           <w:p>
@@ -3461,63 +3590,79 @@
         </w:tc>
         <w:tc>
           <w:tcPr>
-            <w:tcW w:w="1461" w:type="dxa"/>
-            <w:vAlign w:val="center"/>
-          </w:tcPr>
-          <w:p>
-            <w:r>
-              <w:rPr>
-                <w:sz w:val="18"/>
-              </w:rPr>
-              <w:t>________________</w:t>
-            </w:r>
-          </w:p>
-        </w:tc>
-        <w:tc>
-          <w:tcPr>
-            <w:tcW w:w="1461" w:type="dxa"/>
-            <w:vAlign w:val="center"/>
-          </w:tcPr>
-          <w:p>
-            <w:r>
-              <w:rPr>
-                <w:sz w:val="18"/>
-              </w:rPr>
-              <w:t>________________</w:t>
-            </w:r>
-          </w:p>
-        </w:tc>
-        <w:tc>
-          <w:tcPr>
-            <w:tcW w:w="1461" w:type="dxa"/>
-            <w:vAlign w:val="center"/>
-          </w:tcPr>
-          <w:p>
-            <w:r>
-              <w:rPr>
-                <w:sz w:val="18"/>
-              </w:rPr>
-              <w:t>1. ______  2. ______</w:t>
-            </w:r>
-          </w:p>
-        </w:tc>
-        <w:tc>
-          <w:tcPr>
-            <w:tcW w:w="1461" w:type="dxa"/>
-            <w:vAlign w:val="center"/>
-          </w:tcPr>
-          <w:p>
-            <w:r>
-              <w:rPr>
-                <w:sz w:val="18"/>
-              </w:rPr>
-              <w:t>E: ______ / O: ______</w:t>
-            </w:r>
-          </w:p>
-        </w:tc>
-        <w:tc>
-          <w:tcPr>
-            <w:tcW w:w="1461" w:type="dxa"/>
+            <w:tcW w:w="1559" w:type="dxa"/>
+            <w:vAlign w:val="center"/>
+          </w:tcPr>
+          <w:p>
+            <w:r>
+              <w:t>Conexión de base de datos</w:t>
+            </w:r>
+          </w:p>
+        </w:tc>
+        <w:tc>
+          <w:tcPr>
+            <w:tcW w:w="2410" w:type="dxa"/>
+            <w:vAlign w:val="center"/>
+          </w:tcPr>
+          <w:p>
+            <w:r>
+              <w:t>El archivo DB/db.js contiene credenciales reales de acceso a la base de datos MySQL como valores por defecto en el código fuente.</w:t>
+            </w:r>
+          </w:p>
+        </w:tc>
+        <w:tc>
+          <w:tcPr>
+            <w:tcW w:w="2126" w:type="dxa"/>
+            <w:vAlign w:val="center"/>
+          </w:tcPr>
+          <w:p>
+            <w:r>
+              <w:t xml:space="preserve">1. Cambiar a la rama feature/bdd. </w:t>
+            </w:r>
+          </w:p>
+          <w:p>
+            <w:r>
+              <w:t xml:space="preserve">2. Abrir el archivo DB/db.js. </w:t>
+            </w:r>
+          </w:p>
+          <w:p>
+            <w:r>
+              <w:t>3. Revisar la configuración del pool de conexión.</w:t>
+            </w:r>
+          </w:p>
+        </w:tc>
+        <w:tc>
+          <w:tcPr>
+            <w:tcW w:w="2693" w:type="dxa"/>
+            <w:vAlign w:val="center"/>
+          </w:tcPr>
+          <w:p/>
+          <w:p>
+            <w:r>
+              <w:t xml:space="preserve">Esperado: </w:t>
+            </w:r>
+            <w:r>
+              <w:t>Las credenciales de acceso deben obtenerse mediante variables de</w:t>
+            </w:r>
+          </w:p>
+          <w:p>
+            <w:r>
+              <w:t>entorno y no permanecer escritas directamente en el repositorio.</w:t>
+            </w:r>
+          </w:p>
+          <w:p/>
+          <w:p>
+            <w:r>
+              <w:t xml:space="preserve">Obtenido: </w:t>
+            </w:r>
+            <w:r>
+              <w:t>Se encontraron datos reales de conexión dentro de DB/db.js.</w:t>
+            </w:r>
+          </w:p>
+        </w:tc>
+        <w:tc>
+          <w:tcPr>
+            <w:tcW w:w="981" w:type="dxa"/>
             <w:vAlign w:val="center"/>
           </w:tcPr>
           <w:p>
@@ -3536,7 +3681,7 @@
         </w:trPr>
         <w:tc>
           <w:tcPr>
-            <w:tcW w:w="1461" w:type="dxa"/>
+            <w:tcW w:w="2126" w:type="dxa"/>
             <w:vAlign w:val="center"/>
           </w:tcPr>
           <w:p>
@@ -3550,77 +3695,311 @@
         </w:tc>
         <w:tc>
           <w:tcPr>
-            <w:tcW w:w="1461" w:type="dxa"/>
-            <w:vAlign w:val="center"/>
-          </w:tcPr>
-          <w:p>
-            <w:r>
-              <w:rPr>
-                <w:sz w:val="18"/>
-              </w:rPr>
-              <w:t>Media</w:t>
-            </w:r>
-          </w:p>
-        </w:tc>
-        <w:tc>
-          <w:tcPr>
-            <w:tcW w:w="1461" w:type="dxa"/>
-            <w:vAlign w:val="center"/>
-          </w:tcPr>
-          <w:p>
-            <w:r>
-              <w:rPr>
-                <w:sz w:val="18"/>
-              </w:rPr>
-              <w:t>________________</w:t>
-            </w:r>
-          </w:p>
-        </w:tc>
-        <w:tc>
-          <w:tcPr>
-            <w:tcW w:w="1461" w:type="dxa"/>
-            <w:vAlign w:val="center"/>
-          </w:tcPr>
-          <w:p>
-            <w:r>
-              <w:rPr>
-                <w:sz w:val="18"/>
-              </w:rPr>
-              <w:t>________________</w:t>
-            </w:r>
-          </w:p>
-        </w:tc>
-        <w:tc>
-          <w:tcPr>
-            <w:tcW w:w="1461" w:type="dxa"/>
-            <w:vAlign w:val="center"/>
-          </w:tcPr>
-          <w:p>
-            <w:r>
-              <w:rPr>
-                <w:sz w:val="18"/>
-              </w:rPr>
-              <w:t>1. ______  2. ______</w:t>
-            </w:r>
-          </w:p>
-        </w:tc>
-        <w:tc>
-          <w:tcPr>
-            <w:tcW w:w="1461" w:type="dxa"/>
-            <w:vAlign w:val="center"/>
-          </w:tcPr>
-          <w:p>
-            <w:r>
-              <w:rPr>
-                <w:sz w:val="18"/>
-              </w:rPr>
-              <w:t>E: ______ / O: ______</w:t>
-            </w:r>
-          </w:p>
-        </w:tc>
-        <w:tc>
-          <w:tcPr>
-            <w:tcW w:w="1461" w:type="dxa"/>
+            <w:tcW w:w="1048" w:type="dxa"/>
+            <w:vAlign w:val="center"/>
+          </w:tcPr>
+          <w:p>
+            <w:r>
+              <w:rPr>
+                <w:sz w:val="18"/>
+              </w:rPr>
+              <w:t>Alta</w:t>
+            </w:r>
+          </w:p>
+        </w:tc>
+        <w:tc>
+          <w:tcPr>
+            <w:tcW w:w="1559" w:type="dxa"/>
+            <w:vAlign w:val="center"/>
+          </w:tcPr>
+          <w:p>
+            <w:r>
+              <w:t>Dependencias / conexión MySQL</w:t>
+            </w:r>
+          </w:p>
+        </w:tc>
+        <w:tc>
+          <w:tcPr>
+            <w:tcW w:w="2410" w:type="dxa"/>
+            <w:vAlign w:val="center"/>
+          </w:tcPr>
+          <w:p>
+            <w:r>
+              <w:t>El proyecto utiliza el paquete mysql2/promise en DB/db.js, pero mysql2 no está declarado como dependencia en package.json.</w:t>
+            </w:r>
+          </w:p>
+        </w:tc>
+        <w:tc>
+          <w:tcPr>
+            <w:tcW w:w="2126" w:type="dxa"/>
+            <w:vAlign w:val="center"/>
+          </w:tcPr>
+          <w:p>
+            <w:r>
+              <w:t xml:space="preserve">1. Clonar el repositorio en un entorno limpio. 2. Ejecutar npm ci. </w:t>
+            </w:r>
+          </w:p>
+          <w:p>
+            <w:r>
+              <w:t xml:space="preserve">3. Ejecutar npm ls mysql2. </w:t>
+            </w:r>
+          </w:p>
+          <w:p>
+            <w:r>
+              <w:t>4. Revisar el resultado.</w:t>
+            </w:r>
+          </w:p>
+        </w:tc>
+        <w:tc>
+          <w:tcPr>
+            <w:tcW w:w="2693" w:type="dxa"/>
+            <w:vAlign w:val="center"/>
+          </w:tcPr>
+          <w:p/>
+          <w:p>
+            <w:r>
+              <w:t xml:space="preserve">Esperado: </w:t>
+            </w:r>
+            <w:r>
+              <w:t>Todas las dependencias necesarias para ejecutar el proyecto deben instalarse desde package.json/package-lock.json.</w:t>
+            </w:r>
+          </w:p>
+          <w:p/>
+          <w:p>
+            <w:r>
+              <w:t xml:space="preserve">Obtenido: </w:t>
+            </w:r>
+            <w:r>
+              <w:t>npm ci finaliza correctamente, pero npm ls mysql2 devuelve (empty).</w:t>
+            </w:r>
+          </w:p>
+        </w:tc>
+        <w:tc>
+          <w:tcPr>
+            <w:tcW w:w="981" w:type="dxa"/>
+            <w:vAlign w:val="center"/>
+          </w:tcPr>
+          <w:p>
+            <w:r>
+              <w:rPr>
+                <w:sz w:val="18"/>
+              </w:rPr>
+              <w:t>Abierto</w:t>
+            </w:r>
+          </w:p>
+        </w:tc>
+      </w:tr>
+      <w:tr>
+        <w:trPr>
+          <w:trHeight w:val="3359"/>
+          <w:jc w:val="center"/>
+        </w:trPr>
+        <w:tc>
+          <w:tcPr>
+            <w:tcW w:w="2126" w:type="dxa"/>
+            <w:vAlign w:val="center"/>
+          </w:tcPr>
+          <w:p>
+            <w:r>
+              <w:rPr>
+                <w:sz w:val="18"/>
+              </w:rPr>
+              <w:lastRenderedPageBreak/>
+              <w:t>BUG-003</w:t>
+            </w:r>
+          </w:p>
+        </w:tc>
+        <w:tc>
+          <w:tcPr>
+            <w:tcW w:w="1048" w:type="dxa"/>
+            <w:vAlign w:val="center"/>
+          </w:tcPr>
+          <w:p>
+            <w:r>
+              <w:rPr>
+                <w:sz w:val="18"/>
+              </w:rPr>
+              <w:t>Alta</w:t>
+            </w:r>
+          </w:p>
+        </w:tc>
+        <w:tc>
+          <w:tcPr>
+            <w:tcW w:w="1559" w:type="dxa"/>
+            <w:vAlign w:val="center"/>
+          </w:tcPr>
+          <w:p>
+            <w:r>
+              <w:t>API / Persistencia de datos</w:t>
+            </w:r>
+          </w:p>
+        </w:tc>
+        <w:tc>
+          <w:tcPr>
+            <w:tcW w:w="2410" w:type="dxa"/>
+            <w:vAlign w:val="center"/>
+          </w:tcPr>
+          <w:p>
+            <w:r>
+              <w:rPr>
+                <w:sz w:val="18"/>
+              </w:rPr>
+              <w:t>La rama feature/api utiliza arreglos locales con datos simulados para jugadores, videojuegos y puntuaciones en lugar de consultar y almacenar la información en MySQL.</w:t>
+            </w:r>
+          </w:p>
+        </w:tc>
+        <w:tc>
+          <w:tcPr>
+            <w:tcW w:w="2126" w:type="dxa"/>
+            <w:vAlign w:val="center"/>
+          </w:tcPr>
+          <w:p>
+            <w:r>
+              <w:t>1. Cambiar a la rama feature/api.</w:t>
+            </w:r>
+          </w:p>
+          <w:p>
+            <w:r>
+              <w:t>2. Revisar src/app/utilidades/jugadores.js.</w:t>
+            </w:r>
+          </w:p>
+          <w:p>
+            <w:r>
+              <w:t>3. Revisar src/app/utilidades/videojuegos.js.</w:t>
+            </w:r>
+          </w:p>
+          <w:p>
+            <w:r>
+              <w:t>4. Revisar src/app/utilidades/puntuaciones.js.</w:t>
+            </w:r>
+          </w:p>
+          <w:p>
+            <w:r>
+              <w:t>5. Ejecutar GET /api/jugadores.</w:t>
+            </w:r>
+          </w:p>
+        </w:tc>
+        <w:tc>
+          <w:tcPr>
+            <w:tcW w:w="2693" w:type="dxa"/>
+            <w:vAlign w:val="center"/>
+          </w:tcPr>
+          <w:p>
+            <w:pPr>
+              <w:rPr>
+                <w:szCs w:val="24"/>
+              </w:rPr>
+            </w:pPr>
+            <w:r>
+              <w:rPr>
+                <w:szCs w:val="24"/>
+              </w:rPr>
+              <w:t xml:space="preserve">Esperado: </w:t>
+            </w:r>
+            <w:r>
+              <w:rPr>
+                <w:szCs w:val="24"/>
+              </w:rPr>
+              <w:t>Las operaciones de consulta y registro deben utilizar la base de datos MySQL del proyecto.</w:t>
+            </w:r>
+            <w:r>
+              <w:rPr>
+                <w:szCs w:val="24"/>
+              </w:rPr>
+              <w:t xml:space="preserve"> </w:t>
+            </w:r>
+          </w:p>
+          <w:p>
+            <w:pPr>
+              <w:rPr>
+                <w:szCs w:val="24"/>
+              </w:rPr>
+            </w:pPr>
+          </w:p>
+          <w:p>
+            <w:r>
+              <w:rPr>
+                <w:szCs w:val="24"/>
+              </w:rPr>
+              <w:t xml:space="preserve">Obtenido: </w:t>
+            </w:r>
+            <w:r>
+              <w:rPr>
+                <w:szCs w:val="24"/>
+              </w:rPr>
+              <w:t xml:space="preserve">Las operaciones utilizan arreglos en memoria y funciones como </w:t>
+            </w:r>
+            <w:proofErr w:type="spellStart"/>
+            <w:proofErr w:type="gramStart"/>
+            <w:r>
+              <w:rPr>
+                <w:szCs w:val="24"/>
+              </w:rPr>
+              <w:t>push</w:t>
+            </w:r>
+            <w:proofErr w:type="spellEnd"/>
+            <w:r>
+              <w:rPr>
+                <w:szCs w:val="24"/>
+              </w:rPr>
+              <w:t>(</w:t>
+            </w:r>
+            <w:proofErr w:type="gramEnd"/>
+            <w:r>
+              <w:rPr>
+                <w:szCs w:val="24"/>
+              </w:rPr>
+              <w:t xml:space="preserve">), </w:t>
+            </w:r>
+            <w:proofErr w:type="spellStart"/>
+            <w:proofErr w:type="gramStart"/>
+            <w:r>
+              <w:rPr>
+                <w:szCs w:val="24"/>
+              </w:rPr>
+              <w:t>find</w:t>
+            </w:r>
+            <w:proofErr w:type="spellEnd"/>
+            <w:r>
+              <w:rPr>
+                <w:szCs w:val="24"/>
+              </w:rPr>
+              <w:t>(</w:t>
+            </w:r>
+            <w:proofErr w:type="gramEnd"/>
+            <w:r>
+              <w:rPr>
+                <w:szCs w:val="24"/>
+              </w:rPr>
+              <w:t xml:space="preserve">) y </w:t>
+            </w:r>
+            <w:proofErr w:type="spellStart"/>
+            <w:proofErr w:type="gramStart"/>
+            <w:r>
+              <w:rPr>
+                <w:szCs w:val="24"/>
+              </w:rPr>
+              <w:t>some</w:t>
+            </w:r>
+            <w:proofErr w:type="spellEnd"/>
+            <w:r>
+              <w:rPr>
+                <w:szCs w:val="24"/>
+              </w:rPr>
+              <w:t>(</w:t>
+            </w:r>
+            <w:proofErr w:type="gramEnd"/>
+            <w:r>
+              <w:rPr>
+                <w:szCs w:val="24"/>
+              </w:rPr>
+              <w:t>). GET /api/jugadores devuelve los jugadores simulados definidos directamente en el código.</w:t>
+            </w:r>
+          </w:p>
+        </w:tc>
+        <w:tc>
+          <w:tcPr>
+            <w:tcW w:w="981" w:type="dxa"/>
             <w:vAlign w:val="center"/>
           </w:tcPr>
           <w:p>
@@ -3639,91 +4018,198 @@
         </w:trPr>
         <w:tc>
           <w:tcPr>
-            <w:tcW w:w="1461" w:type="dxa"/>
-            <w:vAlign w:val="center"/>
-          </w:tcPr>
-          <w:p>
-            <w:r>
-              <w:rPr>
-                <w:sz w:val="18"/>
-              </w:rPr>
-              <w:t>BUG-003</w:t>
-            </w:r>
-          </w:p>
-        </w:tc>
-        <w:tc>
-          <w:tcPr>
-            <w:tcW w:w="1461" w:type="dxa"/>
-            <w:vAlign w:val="center"/>
-          </w:tcPr>
-          <w:p>
-            <w:r>
-              <w:rPr>
-                <w:sz w:val="18"/>
-              </w:rPr>
-              <w:t>Baja</w:t>
-            </w:r>
-          </w:p>
-        </w:tc>
-        <w:tc>
-          <w:tcPr>
-            <w:tcW w:w="1461" w:type="dxa"/>
-            <w:vAlign w:val="center"/>
-          </w:tcPr>
-          <w:p>
-            <w:r>
-              <w:rPr>
-                <w:sz w:val="18"/>
-              </w:rPr>
-              <w:t>________________</w:t>
-            </w:r>
-          </w:p>
-        </w:tc>
-        <w:tc>
-          <w:tcPr>
-            <w:tcW w:w="1461" w:type="dxa"/>
-            <w:vAlign w:val="center"/>
-          </w:tcPr>
-          <w:p>
-            <w:r>
-              <w:rPr>
-                <w:sz w:val="18"/>
-              </w:rPr>
-              <w:t>________________</w:t>
-            </w:r>
-          </w:p>
-        </w:tc>
-        <w:tc>
-          <w:tcPr>
-            <w:tcW w:w="1461" w:type="dxa"/>
-            <w:vAlign w:val="center"/>
-          </w:tcPr>
-          <w:p>
-            <w:r>
-              <w:rPr>
-                <w:sz w:val="18"/>
-              </w:rPr>
-              <w:t>1. ______  2. ______</w:t>
-            </w:r>
-          </w:p>
-        </w:tc>
-        <w:tc>
-          <w:tcPr>
-            <w:tcW w:w="1461" w:type="dxa"/>
-            <w:vAlign w:val="center"/>
-          </w:tcPr>
-          <w:p>
-            <w:r>
-              <w:rPr>
-                <w:sz w:val="18"/>
-              </w:rPr>
-              <w:t>E: ______ / O: ______</w:t>
-            </w:r>
-          </w:p>
-        </w:tc>
-        <w:tc>
-          <w:tcPr>
-            <w:tcW w:w="1461" w:type="dxa"/>
+            <w:tcW w:w="2126" w:type="dxa"/>
+            <w:vAlign w:val="center"/>
+          </w:tcPr>
+          <w:p>
+            <w:r>
+              <w:rPr>
+                <w:sz w:val="18"/>
+              </w:rPr>
+              <w:t>BUG-004</w:t>
+            </w:r>
+          </w:p>
+        </w:tc>
+        <w:tc>
+          <w:tcPr>
+            <w:tcW w:w="1048" w:type="dxa"/>
+            <w:vAlign w:val="center"/>
+          </w:tcPr>
+          <w:p>
+            <w:r>
+              <w:rPr>
+                <w:sz w:val="18"/>
+              </w:rPr>
+              <w:t>Alta</w:t>
+            </w:r>
+          </w:p>
+        </w:tc>
+        <w:tc>
+          <w:tcPr>
+            <w:tcW w:w="1559" w:type="dxa"/>
+            <w:vAlign w:val="center"/>
+          </w:tcPr>
+          <w:p>
+            <w:r>
+              <w:t>API de puntuaciones</w:t>
+            </w:r>
+          </w:p>
+        </w:tc>
+        <w:tc>
+          <w:tcPr>
+            <w:tcW w:w="2410" w:type="dxa"/>
+            <w:vAlign w:val="center"/>
+          </w:tcPr>
+          <w:p>
+            <w:r>
+              <w:t>La API de puntuaciones utiliza una ruta de importación incorrecta. Se utiliza "@/</w:t>
+            </w:r>
+            <w:proofErr w:type="gramStart"/>
+            <w:r>
+              <w:t>app</w:t>
+            </w:r>
+            <w:proofErr w:type="gramEnd"/>
+            <w:r>
+              <w:t>/</w:t>
+            </w:r>
+            <w:proofErr w:type="spellStart"/>
+            <w:r>
+              <w:t>utlidades</w:t>
+            </w:r>
+            <w:proofErr w:type="spellEnd"/>
+            <w:r>
+              <w:t>/puntuaciones" en lugar de "@/</w:t>
+            </w:r>
+            <w:proofErr w:type="gramStart"/>
+            <w:r>
+              <w:t>app</w:t>
+            </w:r>
+            <w:proofErr w:type="gramEnd"/>
+            <w:r>
+              <w:t>/utilidades/puntuaciones".</w:t>
+            </w:r>
+          </w:p>
+        </w:tc>
+        <w:tc>
+          <w:tcPr>
+            <w:tcW w:w="2126" w:type="dxa"/>
+            <w:vAlign w:val="center"/>
+          </w:tcPr>
+          <w:p>
+            <w:r>
+              <w:t>1. Cambiar a feature/api.</w:t>
+            </w:r>
+          </w:p>
+          <w:p>
+            <w:r>
+              <w:t>2. Abrir src/app/api/puntuaciones/route.js.</w:t>
+            </w:r>
+          </w:p>
+          <w:p>
+            <w:r>
+              <w:t xml:space="preserve">3. Revisar la ruta utilizada en el </w:t>
+            </w:r>
+            <w:proofErr w:type="spellStart"/>
+            <w:r>
+              <w:t>import</w:t>
+            </w:r>
+            <w:proofErr w:type="spellEnd"/>
+            <w:r>
+              <w:t>.</w:t>
+            </w:r>
+          </w:p>
+        </w:tc>
+        <w:tc>
+          <w:tcPr>
+            <w:tcW w:w="2693" w:type="dxa"/>
+            <w:vAlign w:val="center"/>
+          </w:tcPr>
+          <w:p>
+            <w:pPr>
+              <w:rPr>
+                <w:sz w:val="18"/>
+              </w:rPr>
+            </w:pPr>
+            <w:r>
+              <w:rPr>
+                <w:sz w:val="18"/>
+              </w:rPr>
+              <w:t xml:space="preserve">Esperado: </w:t>
+            </w:r>
+            <w:r>
+              <w:rPr>
+                <w:sz w:val="18"/>
+              </w:rPr>
+              <w:t>La ruta debe importar correctamente el módulo desde "@/</w:t>
+            </w:r>
+            <w:proofErr w:type="gramStart"/>
+            <w:r>
+              <w:rPr>
+                <w:sz w:val="18"/>
+              </w:rPr>
+              <w:t>app</w:t>
+            </w:r>
+            <w:proofErr w:type="gramEnd"/>
+            <w:r>
+              <w:rPr>
+                <w:sz w:val="18"/>
+              </w:rPr>
+              <w:t>/utilidades/puntuaciones".</w:t>
+            </w:r>
+          </w:p>
+          <w:p>
+            <w:pPr>
+              <w:rPr>
+                <w:sz w:val="18"/>
+              </w:rPr>
+            </w:pPr>
+          </w:p>
+          <w:p>
+            <w:r>
+              <w:rPr>
+                <w:sz w:val="18"/>
+              </w:rPr>
+              <w:t xml:space="preserve">Obtenido: </w:t>
+            </w:r>
+            <w:r>
+              <w:rPr>
+                <w:sz w:val="18"/>
+              </w:rPr>
+              <w:t>La ruta utilizada es "@/</w:t>
+            </w:r>
+            <w:proofErr w:type="gramStart"/>
+            <w:r>
+              <w:rPr>
+                <w:sz w:val="18"/>
+              </w:rPr>
+              <w:t>app</w:t>
+            </w:r>
+            <w:proofErr w:type="gramEnd"/>
+            <w:r>
+              <w:rPr>
+                <w:sz w:val="18"/>
+              </w:rPr>
+              <w:t>/</w:t>
+            </w:r>
+            <w:proofErr w:type="spellStart"/>
+            <w:r>
+              <w:rPr>
+                <w:sz w:val="18"/>
+              </w:rPr>
+              <w:t>utlidades</w:t>
+            </w:r>
+            <w:proofErr w:type="spellEnd"/>
+            <w:r>
+              <w:rPr>
+                <w:sz w:val="18"/>
+              </w:rPr>
+              <w:t>/puntuaciones".</w:t>
+            </w:r>
+          </w:p>
+        </w:tc>
+        <w:tc>
+          <w:tcPr>
+            <w:tcW w:w="981" w:type="dxa"/>
             <w:vAlign w:val="center"/>
           </w:tcPr>
           <w:p>
@@ -3742,21 +4228,27 @@
         </w:trPr>
         <w:tc>
           <w:tcPr>
-            <w:tcW w:w="1461" w:type="dxa"/>
-            <w:vAlign w:val="center"/>
-          </w:tcPr>
-          <w:p>
-            <w:r>
-              <w:rPr>
-                <w:sz w:val="18"/>
-              </w:rPr>
-              <w:t>BUG-004</w:t>
-            </w:r>
-          </w:p>
-        </w:tc>
-        <w:tc>
-          <w:tcPr>
-            <w:tcW w:w="1461" w:type="dxa"/>
+            <w:tcW w:w="2126" w:type="dxa"/>
+            <w:vAlign w:val="center"/>
+          </w:tcPr>
+          <w:p>
+            <w:r>
+              <w:rPr>
+                <w:sz w:val="18"/>
+              </w:rPr>
+              <w:t>BUG-00</w:t>
+            </w:r>
+            <w:r>
+              <w:rPr>
+                <w:sz w:val="18"/>
+              </w:rPr>
+              <w:t>5</w:t>
+            </w:r>
+          </w:p>
+        </w:tc>
+        <w:tc>
+          <w:tcPr>
+            <w:tcW w:w="1048" w:type="dxa"/>
             <w:vAlign w:val="center"/>
           </w:tcPr>
           <w:p>
@@ -3770,66 +4262,1244 @@
         </w:tc>
         <w:tc>
           <w:tcPr>
-            <w:tcW w:w="1461" w:type="dxa"/>
-            <w:vAlign w:val="center"/>
-          </w:tcPr>
-          <w:p>
-            <w:r>
-              <w:rPr>
-                <w:sz w:val="18"/>
-              </w:rPr>
-              <w:t>________________</w:t>
-            </w:r>
-          </w:p>
-        </w:tc>
-        <w:tc>
-          <w:tcPr>
-            <w:tcW w:w="1461" w:type="dxa"/>
-            <w:vAlign w:val="center"/>
-          </w:tcPr>
-          <w:p>
-            <w:r>
-              <w:rPr>
-                <w:sz w:val="18"/>
-              </w:rPr>
-              <w:t>________________</w:t>
-            </w:r>
-          </w:p>
-        </w:tc>
-        <w:tc>
-          <w:tcPr>
-            <w:tcW w:w="1461" w:type="dxa"/>
-            <w:vAlign w:val="center"/>
-          </w:tcPr>
-          <w:p>
-            <w:r>
-              <w:rPr>
-                <w:sz w:val="18"/>
-              </w:rPr>
-              <w:t>1. ______  2. ______</w:t>
-            </w:r>
-          </w:p>
-        </w:tc>
-        <w:tc>
-          <w:tcPr>
-            <w:tcW w:w="1461" w:type="dxa"/>
-            <w:vAlign w:val="center"/>
-          </w:tcPr>
-          <w:p>
-            <w:r>
-              <w:rPr>
-                <w:sz w:val="18"/>
-              </w:rPr>
-              <w:t>E: ______ / O: ______</w:t>
-            </w:r>
-          </w:p>
-        </w:tc>
-        <w:tc>
-          <w:tcPr>
-            <w:tcW w:w="1461" w:type="dxa"/>
-            <w:vAlign w:val="center"/>
-          </w:tcPr>
-          <w:p>
+            <w:tcW w:w="1559" w:type="dxa"/>
+            <w:vAlign w:val="center"/>
+          </w:tcPr>
+          <w:p>
+            <w:r>
+              <w:t>Registro de puntuaciones</w:t>
+            </w:r>
+          </w:p>
+        </w:tc>
+        <w:tc>
+          <w:tcPr>
+            <w:tcW w:w="2410" w:type="dxa"/>
+            <w:vAlign w:val="center"/>
+          </w:tcPr>
+          <w:p>
+            <w:r>
+              <w:t xml:space="preserve">La función </w:t>
+            </w:r>
+            <w:proofErr w:type="spellStart"/>
+            <w:proofErr w:type="gramStart"/>
+            <w:r>
+              <w:t>crearPuntuacion</w:t>
+            </w:r>
+            <w:proofErr w:type="spellEnd"/>
+            <w:r>
+              <w:t>(</w:t>
+            </w:r>
+            <w:proofErr w:type="gramEnd"/>
+            <w:r>
+              <w:t>) no valida que el jugador exista, que el videojuego exista ni que la puntuación sea mayor o igual a cero.</w:t>
+            </w:r>
+          </w:p>
+        </w:tc>
+        <w:tc>
+          <w:tcPr>
+            <w:tcW w:w="2126" w:type="dxa"/>
+            <w:vAlign w:val="center"/>
+          </w:tcPr>
+          <w:p>
+            <w:r>
+              <w:t>1. Cambiar a feature/api.</w:t>
+            </w:r>
+          </w:p>
+          <w:p>
+            <w:r>
+              <w:t>2. Abrir src/app/utilidades/puntuaciones.js.</w:t>
+            </w:r>
+          </w:p>
+          <w:p>
+            <w:r>
+              <w:t xml:space="preserve">3. Revisar la función </w:t>
+            </w:r>
+            <w:proofErr w:type="spellStart"/>
+            <w:proofErr w:type="gramStart"/>
+            <w:r>
+              <w:t>crearPuntuacion</w:t>
+            </w:r>
+            <w:proofErr w:type="spellEnd"/>
+            <w:r>
+              <w:t>(</w:t>
+            </w:r>
+            <w:proofErr w:type="gramEnd"/>
+            <w:r>
+              <w:t>).</w:t>
+            </w:r>
+          </w:p>
+          <w:p>
+            <w:r>
+              <w:t>4. Comprobar las validaciones realizadas antes de insertar la puntuación.</w:t>
+            </w:r>
+          </w:p>
+        </w:tc>
+        <w:tc>
+          <w:tcPr>
+            <w:tcW w:w="2693" w:type="dxa"/>
+            <w:vAlign w:val="center"/>
+          </w:tcPr>
+          <w:p>
+            <w:pPr>
+              <w:rPr>
+                <w:sz w:val="18"/>
+              </w:rPr>
+            </w:pPr>
+            <w:r>
+              <w:rPr>
+                <w:sz w:val="18"/>
+              </w:rPr>
+              <w:t xml:space="preserve">Esperado: </w:t>
+            </w:r>
+            <w:r>
+              <w:rPr>
+                <w:sz w:val="18"/>
+              </w:rPr>
+              <w:t>El sistema debe comprobar que el jugador y videojuego existan y debe rechazar puntuaciones negativas.</w:t>
+            </w:r>
+          </w:p>
+          <w:p>
+            <w:pPr>
+              <w:rPr>
+                <w:sz w:val="18"/>
+              </w:rPr>
+            </w:pPr>
+          </w:p>
+          <w:p>
+            <w:r>
+              <w:rPr>
+                <w:sz w:val="18"/>
+              </w:rPr>
+              <w:t xml:space="preserve">Obtenido: </w:t>
+            </w:r>
+            <w:r>
+              <w:rPr>
+                <w:sz w:val="18"/>
+              </w:rPr>
+              <w:t xml:space="preserve">La función crea el objeto y lo agrega directamente al arreglo mediante </w:t>
+            </w:r>
+            <w:proofErr w:type="spellStart"/>
+            <w:proofErr w:type="gramStart"/>
+            <w:r>
+              <w:rPr>
+                <w:sz w:val="18"/>
+              </w:rPr>
+              <w:t>push</w:t>
+            </w:r>
+            <w:proofErr w:type="spellEnd"/>
+            <w:r>
+              <w:rPr>
+                <w:sz w:val="18"/>
+              </w:rPr>
+              <w:t>(</w:t>
+            </w:r>
+            <w:proofErr w:type="gramEnd"/>
+            <w:r>
+              <w:rPr>
+                <w:sz w:val="18"/>
+              </w:rPr>
+              <w:t>) sin realizar las validaciones requeridas.</w:t>
+            </w:r>
+          </w:p>
+        </w:tc>
+        <w:tc>
+          <w:tcPr>
+            <w:tcW w:w="981" w:type="dxa"/>
+            <w:vAlign w:val="center"/>
+          </w:tcPr>
+          <w:p>
+            <w:r>
+              <w:rPr>
+                <w:sz w:val="18"/>
+              </w:rPr>
+              <w:t>Abierto</w:t>
+            </w:r>
+          </w:p>
+        </w:tc>
+      </w:tr>
+      <w:tr>
+        <w:trPr>
+          <w:jc w:val="center"/>
+        </w:trPr>
+        <w:tc>
+          <w:tcPr>
+            <w:tcW w:w="2126" w:type="dxa"/>
+            <w:vAlign w:val="center"/>
+          </w:tcPr>
+          <w:p>
+            <w:pPr>
+              <w:rPr>
+                <w:sz w:val="18"/>
+              </w:rPr>
+            </w:pPr>
+            <w:r>
+              <w:rPr>
+                <w:sz w:val="18"/>
+              </w:rPr>
+              <w:t>BUG-00</w:t>
+            </w:r>
+            <w:r>
+              <w:rPr>
+                <w:sz w:val="18"/>
+              </w:rPr>
+              <w:t>6</w:t>
+            </w:r>
+          </w:p>
+        </w:tc>
+        <w:tc>
+          <w:tcPr>
+            <w:tcW w:w="1048" w:type="dxa"/>
+            <w:vAlign w:val="center"/>
+          </w:tcPr>
+          <w:p>
+            <w:pPr>
+              <w:rPr>
+                <w:sz w:val="18"/>
+              </w:rPr>
+            </w:pPr>
+            <w:r>
+              <w:rPr>
+                <w:sz w:val="18"/>
+              </w:rPr>
+              <w:t>Alta</w:t>
+            </w:r>
+          </w:p>
+        </w:tc>
+        <w:tc>
+          <w:tcPr>
+            <w:tcW w:w="1559" w:type="dxa"/>
+            <w:vAlign w:val="center"/>
+          </w:tcPr>
+          <w:p>
+            <w:r>
+              <w:t>API de videojuegos / compilación</w:t>
+            </w:r>
+          </w:p>
+        </w:tc>
+        <w:tc>
+          <w:tcPr>
+            <w:tcW w:w="2410" w:type="dxa"/>
+            <w:vAlign w:val="center"/>
+          </w:tcPr>
+          <w:p>
+            <w:r>
+              <w:t>src/app/api/videojuegos/route.js intenta importar "videojuegos", pero src/app/utilidades/videojuegos.js no exporta dicho elemento.</w:t>
+            </w:r>
+          </w:p>
+        </w:tc>
+        <w:tc>
+          <w:tcPr>
+            <w:tcW w:w="2126" w:type="dxa"/>
+            <w:vAlign w:val="center"/>
+          </w:tcPr>
+          <w:p>
+            <w:r>
+              <w:t xml:space="preserve">1. Ejecutar npm run </w:t>
+            </w:r>
+            <w:proofErr w:type="spellStart"/>
+            <w:r>
+              <w:t>dev</w:t>
+            </w:r>
+            <w:proofErr w:type="spellEnd"/>
+            <w:r>
+              <w:t>.</w:t>
+            </w:r>
+          </w:p>
+          <w:p>
+            <w:r>
+              <w:t>2. Ejecutar GET http://localhost:3000/api/videojuegos.</w:t>
+            </w:r>
+          </w:p>
+          <w:p>
+            <w:r>
+              <w:t xml:space="preserve">3. Revisar la respuesta del </w:t>
+            </w:r>
+            <w:r>
+              <w:lastRenderedPageBreak/>
+              <w:t>servidor.</w:t>
+            </w:r>
+          </w:p>
+          <w:p>
+            <w:r>
+              <w:t>4. Intentar posteriormente GET /api/puntuaciones.</w:t>
+            </w:r>
+          </w:p>
+        </w:tc>
+        <w:tc>
+          <w:tcPr>
+            <w:tcW w:w="2693" w:type="dxa"/>
+            <w:vAlign w:val="center"/>
+          </w:tcPr>
+          <w:p>
+            <w:pPr>
+              <w:rPr>
+                <w:sz w:val="18"/>
+              </w:rPr>
+            </w:pPr>
+            <w:r>
+              <w:rPr>
+                <w:sz w:val="18"/>
+              </w:rPr>
+              <w:lastRenderedPageBreak/>
+              <w:t xml:space="preserve">Esperado: </w:t>
+            </w:r>
+            <w:r>
+              <w:rPr>
+                <w:sz w:val="18"/>
+              </w:rPr>
+              <w:t xml:space="preserve">El </w:t>
+            </w:r>
+            <w:proofErr w:type="spellStart"/>
+            <w:r>
+              <w:rPr>
+                <w:sz w:val="18"/>
+              </w:rPr>
+              <w:t>endpoint</w:t>
+            </w:r>
+            <w:proofErr w:type="spellEnd"/>
+            <w:r>
+              <w:rPr>
+                <w:sz w:val="18"/>
+              </w:rPr>
+              <w:t xml:space="preserve"> /api/videojuegos debe compilar y responder correctamente sin impedir el funcionamiento de otros </w:t>
+            </w:r>
+            <w:proofErr w:type="spellStart"/>
+            <w:r>
+              <w:rPr>
+                <w:sz w:val="18"/>
+              </w:rPr>
+              <w:t>endpoints</w:t>
+            </w:r>
+            <w:proofErr w:type="spellEnd"/>
+            <w:r>
+              <w:rPr>
+                <w:sz w:val="18"/>
+              </w:rPr>
+              <w:t>.</w:t>
+            </w:r>
+          </w:p>
+          <w:p>
+            <w:pPr>
+              <w:rPr>
+                <w:sz w:val="18"/>
+              </w:rPr>
+            </w:pPr>
+          </w:p>
+          <w:p>
+            <w:pPr>
+              <w:rPr>
+                <w:sz w:val="18"/>
+              </w:rPr>
+            </w:pPr>
+            <w:r>
+              <w:rPr>
+                <w:sz w:val="18"/>
+              </w:rPr>
+              <w:t xml:space="preserve">Obtenido: </w:t>
+            </w:r>
+            <w:r>
+              <w:rPr>
+                <w:sz w:val="18"/>
+              </w:rPr>
+              <w:t xml:space="preserve">El servidor devuelve error 500 con el mensaje </w:t>
+            </w:r>
+            <w:r>
+              <w:rPr>
+                <w:sz w:val="18"/>
+              </w:rPr>
+              <w:lastRenderedPageBreak/>
+              <w:t>"</w:t>
+            </w:r>
+            <w:proofErr w:type="spellStart"/>
+            <w:r>
+              <w:rPr>
+                <w:sz w:val="18"/>
+              </w:rPr>
+              <w:t>Export</w:t>
+            </w:r>
+            <w:proofErr w:type="spellEnd"/>
+            <w:r>
+              <w:rPr>
+                <w:sz w:val="18"/>
+              </w:rPr>
+              <w:t xml:space="preserve"> videojuegos </w:t>
+            </w:r>
+            <w:proofErr w:type="spellStart"/>
+            <w:r>
+              <w:rPr>
+                <w:sz w:val="18"/>
+              </w:rPr>
+              <w:t>doesn't</w:t>
+            </w:r>
+            <w:proofErr w:type="spellEnd"/>
+            <w:r>
+              <w:rPr>
+                <w:sz w:val="18"/>
+              </w:rPr>
+              <w:t xml:space="preserve"> </w:t>
+            </w:r>
+            <w:proofErr w:type="spellStart"/>
+            <w:r>
+              <w:rPr>
+                <w:sz w:val="18"/>
+              </w:rPr>
+              <w:t>exist</w:t>
+            </w:r>
+            <w:proofErr w:type="spellEnd"/>
+            <w:r>
+              <w:rPr>
+                <w:sz w:val="18"/>
+              </w:rPr>
+              <w:t xml:space="preserve"> in </w:t>
+            </w:r>
+            <w:proofErr w:type="gramStart"/>
+            <w:r>
+              <w:rPr>
+                <w:sz w:val="18"/>
+              </w:rPr>
+              <w:t>target</w:t>
+            </w:r>
+            <w:proofErr w:type="gramEnd"/>
+            <w:r>
+              <w:rPr>
+                <w:sz w:val="18"/>
+              </w:rPr>
+              <w:t xml:space="preserve"> module". El mismo error impide continuar correctamente con la prueba de /api/puntuaciones.</w:t>
+            </w:r>
+          </w:p>
+        </w:tc>
+        <w:tc>
+          <w:tcPr>
+            <w:tcW w:w="981" w:type="dxa"/>
+            <w:vAlign w:val="center"/>
+          </w:tcPr>
+          <w:p>
+            <w:pPr>
+              <w:rPr>
+                <w:sz w:val="18"/>
+              </w:rPr>
+            </w:pPr>
+            <w:r>
+              <w:rPr>
+                <w:sz w:val="18"/>
+              </w:rPr>
+              <w:lastRenderedPageBreak/>
+              <w:t>Abierto</w:t>
+            </w:r>
+          </w:p>
+        </w:tc>
+      </w:tr>
+      <w:tr>
+        <w:trPr>
+          <w:jc w:val="center"/>
+        </w:trPr>
+        <w:tc>
+          <w:tcPr>
+            <w:tcW w:w="2126" w:type="dxa"/>
+            <w:vAlign w:val="center"/>
+          </w:tcPr>
+          <w:p>
+            <w:pPr>
+              <w:rPr>
+                <w:sz w:val="18"/>
+              </w:rPr>
+            </w:pPr>
+            <w:r>
+              <w:rPr>
+                <w:sz w:val="18"/>
+              </w:rPr>
+              <w:t>BUG-00</w:t>
+            </w:r>
+            <w:r>
+              <w:rPr>
+                <w:sz w:val="18"/>
+              </w:rPr>
+              <w:t>7</w:t>
+            </w:r>
+          </w:p>
+        </w:tc>
+        <w:tc>
+          <w:tcPr>
+            <w:tcW w:w="1048" w:type="dxa"/>
+            <w:vAlign w:val="center"/>
+          </w:tcPr>
+          <w:p>
+            <w:pPr>
+              <w:rPr>
+                <w:sz w:val="18"/>
+              </w:rPr>
+            </w:pPr>
+            <w:r>
+              <w:rPr>
+                <w:sz w:val="18"/>
+              </w:rPr>
+              <w:t>Alta</w:t>
+            </w:r>
+          </w:p>
+        </w:tc>
+        <w:tc>
+          <w:tcPr>
+            <w:tcW w:w="1559" w:type="dxa"/>
+            <w:vAlign w:val="center"/>
+          </w:tcPr>
+          <w:p>
+            <w:r>
+              <w:t>Interfaz / Registro de puntuaciones</w:t>
+            </w:r>
+          </w:p>
+        </w:tc>
+        <w:tc>
+          <w:tcPr>
+            <w:tcW w:w="2410" w:type="dxa"/>
+            <w:vAlign w:val="center"/>
+          </w:tcPr>
+          <w:p>
+            <w:r>
+              <w:t xml:space="preserve">El componente </w:t>
+            </w:r>
+            <w:proofErr w:type="spellStart"/>
+            <w:r>
+              <w:t>RegistroPuntos</w:t>
+            </w:r>
+            <w:proofErr w:type="spellEnd"/>
+            <w:r>
+              <w:t xml:space="preserve"> requiere una lista de videojuegos para llenar el selector, pero page.js no le proporciona la propiedad videojuegos.</w:t>
+            </w:r>
+          </w:p>
+        </w:tc>
+        <w:tc>
+          <w:tcPr>
+            <w:tcW w:w="2126" w:type="dxa"/>
+            <w:vAlign w:val="center"/>
+          </w:tcPr>
+          <w:p>
+            <w:r>
+              <w:t xml:space="preserve">1. Cambiar a la rama feature/interfaz. 2. Abrir src/app/page.js. 3. Revisar el uso del componente </w:t>
+            </w:r>
+            <w:proofErr w:type="spellStart"/>
+            <w:r>
+              <w:t>RegistroPuntos</w:t>
+            </w:r>
+            <w:proofErr w:type="spellEnd"/>
+            <w:r>
+              <w:t>. 4. Abrir src/app/</w:t>
+            </w:r>
+            <w:proofErr w:type="spellStart"/>
+            <w:r>
+              <w:t>puntuacion</w:t>
+            </w:r>
+            <w:proofErr w:type="spellEnd"/>
+            <w:r>
+              <w:t xml:space="preserve">/RegistroPuntos.js. 5. Comparar las propiedades esperadas por el </w:t>
+            </w:r>
+            <w:proofErr w:type="gramStart"/>
+            <w:r>
+              <w:t>componente.</w:t>
+            </w:r>
+            <w:r>
+              <w:t>/</w:t>
+            </w:r>
+            <w:proofErr w:type="gramEnd"/>
+            <w:r>
+              <w:t>api/puntuaciones.</w:t>
+            </w:r>
+          </w:p>
+        </w:tc>
+        <w:tc>
+          <w:tcPr>
+            <w:tcW w:w="2693" w:type="dxa"/>
+            <w:vAlign w:val="center"/>
+          </w:tcPr>
+          <w:p>
+            <w:pPr>
+              <w:rPr>
+                <w:sz w:val="18"/>
+              </w:rPr>
+            </w:pPr>
+            <w:r>
+              <w:rPr>
+                <w:sz w:val="18"/>
+              </w:rPr>
+              <w:t xml:space="preserve">Esperado: </w:t>
+            </w:r>
+            <w:r>
+              <w:rPr>
+                <w:sz w:val="18"/>
+              </w:rPr>
+              <w:t>El formulario debe recibir y mostrar los videojuegos disponibles para permitir seleccionar uno antes de registrar la puntuación.</w:t>
+            </w:r>
+          </w:p>
+          <w:p>
+            <w:pPr>
+              <w:rPr>
+                <w:sz w:val="18"/>
+              </w:rPr>
+            </w:pPr>
+          </w:p>
+          <w:p>
+            <w:pPr>
+              <w:rPr>
+                <w:sz w:val="18"/>
+              </w:rPr>
+            </w:pPr>
+            <w:r>
+              <w:rPr>
+                <w:sz w:val="18"/>
+              </w:rPr>
+              <w:t xml:space="preserve">Obtenido: </w:t>
+            </w:r>
+            <w:r>
+              <w:rPr>
+                <w:sz w:val="18"/>
+              </w:rPr>
+              <w:t xml:space="preserve">page.js solo envía la propiedad jugadores. La propiedad videojuegos queda con su valor predeterminado [], por lo que el selector no tiene videojuegos </w:t>
+            </w:r>
+            <w:proofErr w:type="spellStart"/>
+            <w:proofErr w:type="gramStart"/>
+            <w:r>
+              <w:rPr>
+                <w:sz w:val="18"/>
+              </w:rPr>
+              <w:t>disponibles.</w:t>
+            </w:r>
+            <w:r>
+              <w:rPr>
+                <w:sz w:val="18"/>
+              </w:rPr>
+              <w:t>correctamente</w:t>
+            </w:r>
+            <w:proofErr w:type="spellEnd"/>
+            <w:proofErr w:type="gramEnd"/>
+            <w:r>
+              <w:rPr>
+                <w:sz w:val="18"/>
+              </w:rPr>
+              <w:t xml:space="preserve"> con la prueba de /api/puntuaciones.</w:t>
+            </w:r>
+          </w:p>
+        </w:tc>
+        <w:tc>
+          <w:tcPr>
+            <w:tcW w:w="981" w:type="dxa"/>
+            <w:vAlign w:val="center"/>
+          </w:tcPr>
+          <w:p>
+            <w:pPr>
+              <w:rPr>
+                <w:sz w:val="18"/>
+              </w:rPr>
+            </w:pPr>
+            <w:r>
+              <w:rPr>
+                <w:sz w:val="18"/>
+              </w:rPr>
+              <w:t>Abierto</w:t>
+            </w:r>
+          </w:p>
+        </w:tc>
+      </w:tr>
+      <w:tr>
+        <w:trPr>
+          <w:jc w:val="center"/>
+        </w:trPr>
+        <w:tc>
+          <w:tcPr>
+            <w:tcW w:w="2126" w:type="dxa"/>
+            <w:vAlign w:val="center"/>
+          </w:tcPr>
+          <w:p>
+            <w:pPr>
+              <w:rPr>
+                <w:sz w:val="18"/>
+              </w:rPr>
+            </w:pPr>
+            <w:r>
+              <w:rPr>
+                <w:sz w:val="18"/>
+              </w:rPr>
+              <w:t>BUG-00</w:t>
+            </w:r>
+            <w:r>
+              <w:rPr>
+                <w:sz w:val="18"/>
+              </w:rPr>
+              <w:t>8</w:t>
+            </w:r>
+          </w:p>
+        </w:tc>
+        <w:tc>
+          <w:tcPr>
+            <w:tcW w:w="1048" w:type="dxa"/>
+            <w:vAlign w:val="center"/>
+          </w:tcPr>
+          <w:p>
+            <w:pPr>
+              <w:rPr>
+                <w:sz w:val="18"/>
+              </w:rPr>
+            </w:pPr>
+            <w:r>
+              <w:rPr>
+                <w:sz w:val="18"/>
+              </w:rPr>
+              <w:t>Alta</w:t>
+            </w:r>
+          </w:p>
+        </w:tc>
+        <w:tc>
+          <w:tcPr>
+            <w:tcW w:w="1559" w:type="dxa"/>
+            <w:vAlign w:val="center"/>
+          </w:tcPr>
+          <w:p>
+            <w:r>
+              <w:t>Interfaz / Clasificación</w:t>
+            </w:r>
+          </w:p>
+        </w:tc>
+        <w:tc>
+          <w:tcPr>
+            <w:tcW w:w="2410" w:type="dxa"/>
+            <w:vAlign w:val="center"/>
+          </w:tcPr>
+          <w:p>
+            <w:r>
+              <w:t xml:space="preserve">El componente </w:t>
+            </w:r>
+            <w:proofErr w:type="spellStart"/>
+            <w:r>
+              <w:t>Clasificacion</w:t>
+            </w:r>
+            <w:proofErr w:type="spellEnd"/>
+            <w:r>
+              <w:t xml:space="preserve"> requiere una lista de ranking para mostrar las puntuaciones, pero page.js lo renderiza sin enviar la propiedad ranking.</w:t>
+            </w:r>
+          </w:p>
+        </w:tc>
+        <w:tc>
+          <w:tcPr>
+            <w:tcW w:w="2126" w:type="dxa"/>
+            <w:vAlign w:val="center"/>
+          </w:tcPr>
+          <w:p>
+            <w:r>
+              <w:t xml:space="preserve">1. Cambiar a la rama feature/interfaz. </w:t>
+            </w:r>
+          </w:p>
+          <w:p>
+            <w:r>
+              <w:t xml:space="preserve">2. Abrir src/app/page.js. </w:t>
+            </w:r>
+          </w:p>
+          <w:p>
+            <w:r>
+              <w:t xml:space="preserve">3. Revisar el uso del componente </w:t>
+            </w:r>
+            <w:proofErr w:type="spellStart"/>
+            <w:r>
+              <w:t>Clasificacion</w:t>
+            </w:r>
+            <w:proofErr w:type="spellEnd"/>
+            <w:r>
+              <w:t xml:space="preserve">. </w:t>
+            </w:r>
+          </w:p>
+          <w:p>
+            <w:r>
+              <w:t>4. Abrir src/app/</w:t>
+            </w:r>
+            <w:proofErr w:type="spellStart"/>
+            <w:r>
+              <w:t>clasificacion</w:t>
+            </w:r>
+            <w:proofErr w:type="spellEnd"/>
+            <w:r>
+              <w:t xml:space="preserve">/clasificacion.js. </w:t>
+            </w:r>
+          </w:p>
+          <w:p>
+            <w:r>
+              <w:t>5. Comparar las propiedades esperadas por el componente.</w:t>
+            </w:r>
+          </w:p>
+        </w:tc>
+        <w:tc>
+          <w:tcPr>
+            <w:tcW w:w="2693" w:type="dxa"/>
+            <w:vAlign w:val="center"/>
+          </w:tcPr>
+          <w:p>
+            <w:pPr>
+              <w:rPr>
+                <w:sz w:val="18"/>
+              </w:rPr>
+            </w:pPr>
+            <w:r>
+              <w:rPr>
+                <w:sz w:val="18"/>
+              </w:rPr>
+              <w:t xml:space="preserve">Esperado: </w:t>
+            </w:r>
+            <w:r>
+              <w:rPr>
+                <w:sz w:val="18"/>
+              </w:rPr>
+              <w:t xml:space="preserve">El componente debe recibir o consultar la clasificación del sistema para mostrar posición, jugador, videojuego y puntuación. </w:t>
+            </w:r>
+          </w:p>
+          <w:p>
+            <w:pPr>
+              <w:rPr>
+                <w:sz w:val="18"/>
+              </w:rPr>
+            </w:pPr>
+          </w:p>
+          <w:p>
+            <w:pPr>
+              <w:rPr>
+                <w:sz w:val="18"/>
+              </w:rPr>
+            </w:pPr>
+            <w:r>
+              <w:rPr>
+                <w:sz w:val="18"/>
+              </w:rPr>
+              <w:t xml:space="preserve">Obtenido: </w:t>
+            </w:r>
+            <w:r>
+              <w:rPr>
+                <w:sz w:val="18"/>
+              </w:rPr>
+              <w:t>page.js utiliza &lt;</w:t>
+            </w:r>
+            <w:proofErr w:type="spellStart"/>
+            <w:r>
+              <w:rPr>
+                <w:sz w:val="18"/>
+              </w:rPr>
+              <w:t>Clasificacion</w:t>
+            </w:r>
+            <w:proofErr w:type="spellEnd"/>
+            <w:r>
+              <w:rPr>
+                <w:sz w:val="18"/>
+              </w:rPr>
+              <w:t xml:space="preserve"> /&gt; sin proporcionar la propiedad ranking. El componente utiliza su valor predeterminado [] y muestra que no existen puntuaciones.</w:t>
+            </w:r>
+          </w:p>
+        </w:tc>
+        <w:tc>
+          <w:tcPr>
+            <w:tcW w:w="981" w:type="dxa"/>
+            <w:vAlign w:val="center"/>
+          </w:tcPr>
+          <w:p>
+            <w:pPr>
+              <w:rPr>
+                <w:sz w:val="18"/>
+              </w:rPr>
+            </w:pPr>
+            <w:r>
+              <w:rPr>
+                <w:sz w:val="18"/>
+              </w:rPr>
+              <w:t>Abierto</w:t>
+            </w:r>
+          </w:p>
+        </w:tc>
+      </w:tr>
+      <w:tr>
+        <w:trPr>
+          <w:jc w:val="center"/>
+        </w:trPr>
+        <w:tc>
+          <w:tcPr>
+            <w:tcW w:w="2126" w:type="dxa"/>
+            <w:vAlign w:val="center"/>
+          </w:tcPr>
+          <w:p>
+            <w:pPr>
+              <w:rPr>
+                <w:sz w:val="18"/>
+              </w:rPr>
+            </w:pPr>
+            <w:r>
+              <w:rPr>
+                <w:sz w:val="18"/>
+              </w:rPr>
+              <w:t>BUG-00</w:t>
+            </w:r>
+            <w:r>
+              <w:rPr>
+                <w:sz w:val="18"/>
+              </w:rPr>
+              <w:t>9</w:t>
+            </w:r>
+          </w:p>
+        </w:tc>
+        <w:tc>
+          <w:tcPr>
+            <w:tcW w:w="1048" w:type="dxa"/>
+            <w:vAlign w:val="center"/>
+          </w:tcPr>
+          <w:p>
+            <w:pPr>
+              <w:rPr>
+                <w:sz w:val="18"/>
+              </w:rPr>
+            </w:pPr>
+            <w:r>
+              <w:rPr>
+                <w:sz w:val="18"/>
+              </w:rPr>
+              <w:t>Alta</w:t>
+            </w:r>
+          </w:p>
+        </w:tc>
+        <w:tc>
+          <w:tcPr>
+            <w:tcW w:w="1559" w:type="dxa"/>
+            <w:vAlign w:val="center"/>
+          </w:tcPr>
+          <w:p>
+            <w:r>
+              <w:t>Interfaz / Estadísticas</w:t>
+            </w:r>
+          </w:p>
+        </w:tc>
+        <w:tc>
+          <w:tcPr>
+            <w:tcW w:w="2410" w:type="dxa"/>
+            <w:vAlign w:val="center"/>
+          </w:tcPr>
+          <w:p>
+            <w:r>
+              <w:t xml:space="preserve">El componente </w:t>
+            </w:r>
+            <w:proofErr w:type="spellStart"/>
+            <w:r>
+              <w:t>EstadisticasEvento</w:t>
+            </w:r>
+            <w:proofErr w:type="spellEnd"/>
+            <w:r>
+              <w:t xml:space="preserve"> requiere recibir un objeto "</w:t>
+            </w:r>
+            <w:proofErr w:type="spellStart"/>
+            <w:r>
+              <w:t>estadisticas</w:t>
+            </w:r>
+            <w:proofErr w:type="spellEnd"/>
+            <w:r>
+              <w:t>", pero page.js lo renderiza sin proporcionarle dicha propiedad.</w:t>
+            </w:r>
+          </w:p>
+        </w:tc>
+        <w:tc>
+          <w:tcPr>
+            <w:tcW w:w="2126" w:type="dxa"/>
+            <w:vAlign w:val="center"/>
+          </w:tcPr>
+          <w:p>
+            <w:r>
+              <w:t xml:space="preserve">1. Cambiar a la rama feature/interfaz. </w:t>
+            </w:r>
+          </w:p>
+          <w:p>
+            <w:r>
+              <w:t xml:space="preserve">2. Abrir src/app/page.js. </w:t>
+            </w:r>
+          </w:p>
+          <w:p>
+            <w:r>
+              <w:t>3. Revisar el uso de &lt;</w:t>
+            </w:r>
+            <w:proofErr w:type="spellStart"/>
+            <w:r>
+              <w:t>EstadisticasEvento</w:t>
+            </w:r>
+            <w:proofErr w:type="spellEnd"/>
+            <w:r>
+              <w:t xml:space="preserve"> /&gt;. </w:t>
+            </w:r>
+          </w:p>
+          <w:p>
+            <w:r>
+              <w:t>4. Abrir src/app/</w:t>
+            </w:r>
+            <w:proofErr w:type="spellStart"/>
+            <w:r>
+              <w:t>estadisticas</w:t>
+            </w:r>
+            <w:proofErr w:type="spellEnd"/>
+            <w:r>
+              <w:t>/</w:t>
+            </w:r>
+            <w:r>
+              <w:lastRenderedPageBreak/>
+              <w:t xml:space="preserve">EstadisticasEvento.js. 5. Revisar los valores utilizados cuando no se recibe la propiedad </w:t>
+            </w:r>
+            <w:proofErr w:type="spellStart"/>
+            <w:r>
+              <w:t>estadisticas</w:t>
+            </w:r>
+            <w:proofErr w:type="spellEnd"/>
+            <w:r>
+              <w:t>.</w:t>
+            </w:r>
+          </w:p>
+        </w:tc>
+        <w:tc>
+          <w:tcPr>
+            <w:tcW w:w="2693" w:type="dxa"/>
+            <w:vAlign w:val="center"/>
+          </w:tcPr>
+          <w:p>
+            <w:pPr>
+              <w:rPr>
+                <w:sz w:val="18"/>
+              </w:rPr>
+            </w:pPr>
+            <w:r>
+              <w:rPr>
+                <w:sz w:val="18"/>
+              </w:rPr>
+              <w:lastRenderedPageBreak/>
+              <w:t xml:space="preserve">Esperado: </w:t>
+            </w:r>
+            <w:r>
+              <w:rPr>
+                <w:sz w:val="18"/>
+              </w:rPr>
+              <w:t>La interfaz debe obtener y mostrar el número total de jugadores, videojuegos y puntuaciones, así como la puntuación promedio, utilizando datos provenientes de MySQL.</w:t>
+            </w:r>
+          </w:p>
+          <w:p>
+            <w:pPr>
+              <w:rPr>
+                <w:sz w:val="18"/>
+              </w:rPr>
+            </w:pPr>
+          </w:p>
+          <w:p>
+            <w:pPr>
+              <w:rPr>
+                <w:sz w:val="18"/>
+              </w:rPr>
+            </w:pPr>
+            <w:r>
+              <w:rPr>
+                <w:sz w:val="18"/>
+              </w:rPr>
+              <w:t xml:space="preserve">Obtenido: </w:t>
+            </w:r>
+            <w:r>
+              <w:rPr>
+                <w:sz w:val="18"/>
+              </w:rPr>
+              <w:t xml:space="preserve">El componente no recibe información y utiliza </w:t>
+            </w:r>
+            <w:r>
+              <w:rPr>
+                <w:sz w:val="18"/>
+              </w:rPr>
+              <w:lastRenderedPageBreak/>
+              <w:t>valores por defecto de 0 para todas las estadísticas.</w:t>
+            </w:r>
+          </w:p>
+        </w:tc>
+        <w:tc>
+          <w:tcPr>
+            <w:tcW w:w="981" w:type="dxa"/>
+            <w:vAlign w:val="center"/>
+          </w:tcPr>
+          <w:p>
+            <w:pPr>
+              <w:rPr>
+                <w:sz w:val="18"/>
+              </w:rPr>
+            </w:pPr>
+            <w:r>
+              <w:rPr>
+                <w:sz w:val="18"/>
+              </w:rPr>
+              <w:lastRenderedPageBreak/>
+              <w:t>Abierto</w:t>
+            </w:r>
+          </w:p>
+        </w:tc>
+      </w:tr>
+      <w:tr>
+        <w:trPr>
+          <w:jc w:val="center"/>
+        </w:trPr>
+        <w:tc>
+          <w:tcPr>
+            <w:tcW w:w="2126" w:type="dxa"/>
+            <w:vAlign w:val="center"/>
+          </w:tcPr>
+          <w:p>
+            <w:pPr>
+              <w:rPr>
+                <w:sz w:val="18"/>
+              </w:rPr>
+            </w:pPr>
+            <w:r>
+              <w:rPr>
+                <w:sz w:val="18"/>
+              </w:rPr>
+              <w:t>BUG-0</w:t>
+            </w:r>
+            <w:r>
+              <w:rPr>
+                <w:sz w:val="18"/>
+              </w:rPr>
+              <w:t>10</w:t>
+            </w:r>
+          </w:p>
+        </w:tc>
+        <w:tc>
+          <w:tcPr>
+            <w:tcW w:w="1048" w:type="dxa"/>
+            <w:vAlign w:val="center"/>
+          </w:tcPr>
+          <w:p>
+            <w:pPr>
+              <w:rPr>
+                <w:sz w:val="18"/>
+              </w:rPr>
+            </w:pPr>
+            <w:r>
+              <w:rPr>
+                <w:sz w:val="18"/>
+              </w:rPr>
+              <w:t>Alta</w:t>
+            </w:r>
+          </w:p>
+        </w:tc>
+        <w:tc>
+          <w:tcPr>
+            <w:tcW w:w="1559" w:type="dxa"/>
+            <w:vAlign w:val="center"/>
+          </w:tcPr>
+          <w:p>
+            <w:r>
+              <w:t>API de jugadores incluida en feature/interfaz</w:t>
+            </w:r>
+          </w:p>
+        </w:tc>
+        <w:tc>
+          <w:tcPr>
+            <w:tcW w:w="2410" w:type="dxa"/>
+            <w:vAlign w:val="center"/>
+          </w:tcPr>
+          <w:p>
+            <w:r>
+              <w:t>El archivo src/app/api/jugadores/route.js utiliza variables y funciones que no están definidas ni importadas.</w:t>
+            </w:r>
+          </w:p>
+        </w:tc>
+        <w:tc>
+          <w:tcPr>
+            <w:tcW w:w="2126" w:type="dxa"/>
+            <w:vAlign w:val="center"/>
+          </w:tcPr>
+          <w:p>
+            <w:r>
+              <w:t xml:space="preserve">1. Cambiar a la rama feature/interfaz. </w:t>
+            </w:r>
+          </w:p>
+          <w:p>
+            <w:r>
+              <w:t xml:space="preserve">2. Abrir src/app/api/jugadores/route.js. </w:t>
+            </w:r>
+          </w:p>
+          <w:p>
+            <w:r>
+              <w:t xml:space="preserve">3. Revisar las importaciones del archivo. </w:t>
+            </w:r>
+          </w:p>
+          <w:p>
+            <w:r>
+              <w:t>4. Comparar las funciones utilizadas dentro de GET y POST.</w:t>
+            </w:r>
+          </w:p>
+        </w:tc>
+        <w:tc>
+          <w:tcPr>
+            <w:tcW w:w="2693" w:type="dxa"/>
+            <w:vAlign w:val="center"/>
+          </w:tcPr>
+          <w:p>
+            <w:pPr>
+              <w:rPr>
+                <w:sz w:val="18"/>
+              </w:rPr>
+            </w:pPr>
+            <w:r>
+              <w:rPr>
+                <w:sz w:val="18"/>
+              </w:rPr>
+              <w:t xml:space="preserve">Esperado: </w:t>
+            </w:r>
+            <w:r>
+              <w:rPr>
+                <w:sz w:val="18"/>
+              </w:rPr>
+              <w:t>La ruta debe importar o definir todas las funciones necesarias para consultar y registrar jugadores.</w:t>
+            </w:r>
+          </w:p>
+          <w:p>
+            <w:pPr>
+              <w:rPr>
+                <w:sz w:val="18"/>
+              </w:rPr>
+            </w:pPr>
+          </w:p>
+          <w:p>
+            <w:pPr>
+              <w:rPr>
+                <w:sz w:val="18"/>
+              </w:rPr>
+            </w:pPr>
+            <w:r>
+              <w:rPr>
+                <w:sz w:val="18"/>
+              </w:rPr>
+              <w:t xml:space="preserve">Obtenido: </w:t>
+            </w:r>
+            <w:r>
+              <w:rPr>
+                <w:sz w:val="18"/>
+              </w:rPr>
+              <w:t xml:space="preserve">Solo se importa </w:t>
+            </w:r>
+            <w:proofErr w:type="spellStart"/>
+            <w:r>
+              <w:rPr>
+                <w:sz w:val="18"/>
+              </w:rPr>
+              <w:t>NextResponse</w:t>
+            </w:r>
+            <w:proofErr w:type="spellEnd"/>
+            <w:r>
+              <w:rPr>
+                <w:sz w:val="18"/>
+              </w:rPr>
+              <w:t>, pero el archivo utiliza múltiples funciones y variables inexistentes en su ámbito.</w:t>
+            </w:r>
+          </w:p>
+        </w:tc>
+        <w:tc>
+          <w:tcPr>
+            <w:tcW w:w="981" w:type="dxa"/>
+            <w:vAlign w:val="center"/>
+          </w:tcPr>
+          <w:p>
+            <w:pPr>
+              <w:rPr>
+                <w:sz w:val="18"/>
+              </w:rPr>
+            </w:pPr>
             <w:r>
               <w:rPr>
                 <w:sz w:val="18"/>
@@ -3840,16 +5510,16 @@
         </w:tc>
       </w:tr>
     </w:tbl>
+    <w:p/>
+    <w:p/>
+    <w:p/>
     <w:p/>
     <w:p>
       <w:pPr>
         <w:pStyle w:val="Ttulo1"/>
       </w:pPr>
       <w:r>
-        <w:t>5</w:t>
-      </w:r>
-      <w:r>
-        <w:t>. Criterios de severidad</w:t>
+        <w:t>5. Criterios de severidad</w:t>
       </w:r>
     </w:p>
     <w:tbl>
@@ -4041,10 +5711,8 @@
         <w:pStyle w:val="Ttulo1"/>
       </w:pPr>
       <w:r>
-        <w:t>6</w:t>
-      </w:r>
-      <w:r>
-        <w:t>. Verificación de correcciones</w:t>
+        <w:lastRenderedPageBreak/>
+        <w:t>6. Verificación de correcciones</w:t>
       </w:r>
     </w:p>
     <w:tbl>
@@ -4096,8 +5764,18 @@
                 <w:color w:val="FFFFFF"/>
                 <w:sz w:val="18"/>
               </w:rPr>
-              <w:t>Versión/commit</w:t>
-            </w:r>
+              <w:t>Versión/</w:t>
+            </w:r>
+            <w:proofErr w:type="spellStart"/>
+            <w:r>
+              <w:rPr>
+                <w:b/>
+                <w:color w:val="FFFFFF"/>
+                <w:sz w:val="18"/>
+              </w:rPr>
+              <w:t>commit</w:t>
+            </w:r>
+            <w:proofErr w:type="spellEnd"/>
           </w:p>
         </w:tc>
         <w:tc>
@@ -4183,49 +5861,13 @@
               <w:rPr>
                 <w:sz w:val="18"/>
               </w:rPr>
-              <w:t>BUG-____</w:t>
-            </w:r>
-          </w:p>
-        </w:tc>
-        <w:tc>
-          <w:tcPr>
-            <w:tcW w:w="1704" w:type="dxa"/>
-            <w:vAlign w:val="center"/>
-          </w:tcPr>
-          <w:p>
-            <w:r>
-              <w:rPr>
-                <w:sz w:val="18"/>
-              </w:rPr>
-              <w:t>________</w:t>
-            </w:r>
-          </w:p>
-        </w:tc>
-        <w:tc>
-          <w:tcPr>
-            <w:tcW w:w="1704" w:type="dxa"/>
-            <w:vAlign w:val="center"/>
-          </w:tcPr>
-          <w:p>
-            <w:r>
-              <w:rPr>
-                <w:sz w:val="18"/>
-              </w:rPr>
-              <w:t>________________</w:t>
-            </w:r>
-          </w:p>
-        </w:tc>
-        <w:tc>
-          <w:tcPr>
-            <w:tcW w:w="1704" w:type="dxa"/>
-            <w:vAlign w:val="center"/>
-          </w:tcPr>
-          <w:p>
-            <w:r>
-              <w:rPr>
-                <w:sz w:val="18"/>
-              </w:rPr>
-              <w:t>CP-____</w:t>
+              <w:t>BUG-</w:t>
+            </w:r>
+            <w:r>
+              <w:rPr>
+                <w:sz w:val="18"/>
+              </w:rPr>
+              <w:t>001</w:t>
             </w:r>
           </w:p>
         </w:tc>
@@ -4253,7 +5895,55 @@
               <w:rPr>
                 <w:sz w:val="18"/>
               </w:rPr>
-              <w:t>________</w:t>
+              <w:t>Pendiente</w:t>
+            </w:r>
+          </w:p>
+        </w:tc>
+        <w:tc>
+          <w:tcPr>
+            <w:tcW w:w="1704" w:type="dxa"/>
+            <w:vAlign w:val="center"/>
+          </w:tcPr>
+          <w:p>
+            <w:r>
+              <w:rPr>
+                <w:sz w:val="18"/>
+              </w:rPr>
+              <w:t>CP-</w:t>
+            </w:r>
+            <w:r>
+              <w:rPr>
+                <w:sz w:val="18"/>
+              </w:rPr>
+              <w:t xml:space="preserve"> Pendiente</w:t>
+            </w:r>
+          </w:p>
+        </w:tc>
+        <w:tc>
+          <w:tcPr>
+            <w:tcW w:w="1704" w:type="dxa"/>
+            <w:vAlign w:val="center"/>
+          </w:tcPr>
+          <w:p>
+            <w:r>
+              <w:rPr>
+                <w:sz w:val="18"/>
+              </w:rPr>
+              <w:t>Pendiente</w:t>
+            </w:r>
+          </w:p>
+        </w:tc>
+        <w:tc>
+          <w:tcPr>
+            <w:tcW w:w="1704" w:type="dxa"/>
+            <w:vAlign w:val="center"/>
+          </w:tcPr>
+          <w:p>
+            <w:r>
+              <w:rPr>
+                <w:sz w:val="18"/>
+              </w:rPr>
+              <w:t>Pendiente</w:t>
             </w:r>
           </w:p>
         </w:tc>
@@ -4272,49 +5962,13 @@
               <w:rPr>
                 <w:sz w:val="18"/>
               </w:rPr>
-              <w:t>BUG-____</w:t>
-            </w:r>
-          </w:p>
-        </w:tc>
-        <w:tc>
-          <w:tcPr>
-            <w:tcW w:w="1704" w:type="dxa"/>
-            <w:vAlign w:val="center"/>
-          </w:tcPr>
-          <w:p>
-            <w:r>
-              <w:rPr>
-                <w:sz w:val="18"/>
-              </w:rPr>
-              <w:t>________</w:t>
-            </w:r>
-          </w:p>
-        </w:tc>
-        <w:tc>
-          <w:tcPr>
-            <w:tcW w:w="1704" w:type="dxa"/>
-            <w:vAlign w:val="center"/>
-          </w:tcPr>
-          <w:p>
-            <w:r>
-              <w:rPr>
-                <w:sz w:val="18"/>
-              </w:rPr>
-              <w:t>________________</w:t>
-            </w:r>
-          </w:p>
-        </w:tc>
-        <w:tc>
-          <w:tcPr>
-            <w:tcW w:w="1704" w:type="dxa"/>
-            <w:vAlign w:val="center"/>
-          </w:tcPr>
-          <w:p>
-            <w:r>
-              <w:rPr>
-                <w:sz w:val="18"/>
-              </w:rPr>
-              <w:t>CP-____</w:t>
+              <w:t>BUG-</w:t>
+            </w:r>
+            <w:r>
+              <w:rPr>
+                <w:sz w:val="18"/>
+              </w:rPr>
+              <w:t>002</w:t>
             </w:r>
           </w:p>
         </w:tc>
@@ -4342,7 +5996,61 @@
               <w:rPr>
                 <w:sz w:val="18"/>
               </w:rPr>
-              <w:t>________</w:t>
+              <w:t>Pendiente</w:t>
+            </w:r>
+          </w:p>
+        </w:tc>
+        <w:tc>
+          <w:tcPr>
+            <w:tcW w:w="1704" w:type="dxa"/>
+            <w:vAlign w:val="center"/>
+          </w:tcPr>
+          <w:p>
+            <w:r>
+              <w:rPr>
+                <w:sz w:val="18"/>
+              </w:rPr>
+              <w:t>CP-</w:t>
+            </w:r>
+            <w:r>
+              <w:rPr>
+                <w:sz w:val="18"/>
+              </w:rPr>
+              <w:t xml:space="preserve"> </w:t>
+            </w:r>
+            <w:r>
+              <w:rPr>
+                <w:sz w:val="18"/>
+              </w:rPr>
+              <w:t>Pendiente</w:t>
+            </w:r>
+          </w:p>
+        </w:tc>
+        <w:tc>
+          <w:tcPr>
+            <w:tcW w:w="1704" w:type="dxa"/>
+            <w:vAlign w:val="center"/>
+          </w:tcPr>
+          <w:p>
+            <w:r>
+              <w:rPr>
+                <w:sz w:val="18"/>
+              </w:rPr>
+              <w:t>Pendiente</w:t>
+            </w:r>
+          </w:p>
+        </w:tc>
+        <w:tc>
+          <w:tcPr>
+            <w:tcW w:w="1704" w:type="dxa"/>
+            <w:vAlign w:val="center"/>
+          </w:tcPr>
+          <w:p>
+            <w:r>
+              <w:rPr>
+                <w:sz w:val="18"/>
+              </w:rPr>
+              <w:t>Pendiente</w:t>
             </w:r>
           </w:p>
         </w:tc>
@@ -4361,49 +6069,13 @@
               <w:rPr>
                 <w:sz w:val="18"/>
               </w:rPr>
-              <w:t>BUG-____</w:t>
-            </w:r>
-          </w:p>
-        </w:tc>
-        <w:tc>
-          <w:tcPr>
-            <w:tcW w:w="1704" w:type="dxa"/>
-            <w:vAlign w:val="center"/>
-          </w:tcPr>
-          <w:p>
-            <w:r>
-              <w:rPr>
-                <w:sz w:val="18"/>
-              </w:rPr>
-              <w:t>________</w:t>
-            </w:r>
-          </w:p>
-        </w:tc>
-        <w:tc>
-          <w:tcPr>
-            <w:tcW w:w="1704" w:type="dxa"/>
-            <w:vAlign w:val="center"/>
-          </w:tcPr>
-          <w:p>
-            <w:r>
-              <w:rPr>
-                <w:sz w:val="18"/>
-              </w:rPr>
-              <w:t>________________</w:t>
-            </w:r>
-          </w:p>
-        </w:tc>
-        <w:tc>
-          <w:tcPr>
-            <w:tcW w:w="1704" w:type="dxa"/>
-            <w:vAlign w:val="center"/>
-          </w:tcPr>
-          <w:p>
-            <w:r>
-              <w:rPr>
-                <w:sz w:val="18"/>
-              </w:rPr>
-              <w:t>CP-____</w:t>
+              <w:t>BUG-</w:t>
+            </w:r>
+            <w:r>
+              <w:rPr>
+                <w:sz w:val="18"/>
+              </w:rPr>
+              <w:t>003</w:t>
             </w:r>
           </w:p>
         </w:tc>
@@ -4431,12 +6103,478 @@
               <w:rPr>
                 <w:sz w:val="18"/>
               </w:rPr>
-              <w:t>________</w:t>
+              <w:t>Pendiente</w:t>
+            </w:r>
+          </w:p>
+        </w:tc>
+        <w:tc>
+          <w:tcPr>
+            <w:tcW w:w="1704" w:type="dxa"/>
+            <w:vAlign w:val="center"/>
+          </w:tcPr>
+          <w:p>
+            <w:r>
+              <w:rPr>
+                <w:sz w:val="18"/>
+              </w:rPr>
+              <w:t>CP-</w:t>
+            </w:r>
+            <w:r>
+              <w:rPr>
+                <w:sz w:val="18"/>
+              </w:rPr>
+              <w:t xml:space="preserve"> </w:t>
+            </w:r>
+            <w:r>
+              <w:rPr>
+                <w:sz w:val="18"/>
+              </w:rPr>
+              <w:t>Pendiente</w:t>
+            </w:r>
+          </w:p>
+        </w:tc>
+        <w:tc>
+          <w:tcPr>
+            <w:tcW w:w="1704" w:type="dxa"/>
+            <w:vAlign w:val="center"/>
+          </w:tcPr>
+          <w:p>
+            <w:r>
+              <w:rPr>
+                <w:sz w:val="18"/>
+              </w:rPr>
+              <w:t>Pendiente</w:t>
+            </w:r>
+          </w:p>
+        </w:tc>
+        <w:tc>
+          <w:tcPr>
+            <w:tcW w:w="1704" w:type="dxa"/>
+            <w:vAlign w:val="center"/>
+          </w:tcPr>
+          <w:p>
+            <w:r>
+              <w:rPr>
+                <w:sz w:val="18"/>
+              </w:rPr>
+              <w:t>Pendiente</w:t>
+            </w:r>
+          </w:p>
+        </w:tc>
+      </w:tr>
+      <w:tr>
+        <w:trPr>
+          <w:jc w:val="center"/>
+        </w:trPr>
+        <w:tc>
+          <w:tcPr>
+            <w:tcW w:w="1704" w:type="dxa"/>
+            <w:vAlign w:val="center"/>
+          </w:tcPr>
+          <w:p>
+            <w:pPr>
+              <w:rPr>
+                <w:sz w:val="18"/>
+              </w:rPr>
+            </w:pPr>
+            <w:r>
+              <w:rPr>
+                <w:sz w:val="18"/>
+              </w:rPr>
+              <w:t>BUG-</w:t>
+            </w:r>
+            <w:r>
+              <w:rPr>
+                <w:sz w:val="18"/>
+              </w:rPr>
+              <w:t>00</w:t>
+            </w:r>
+            <w:r>
+              <w:rPr>
+                <w:sz w:val="18"/>
+              </w:rPr>
+              <w:t>4</w:t>
+            </w:r>
+          </w:p>
+        </w:tc>
+        <w:tc>
+          <w:tcPr>
+            <w:tcW w:w="1704" w:type="dxa"/>
+            <w:vAlign w:val="center"/>
+          </w:tcPr>
+          <w:p>
+            <w:pPr>
+              <w:rPr>
+                <w:sz w:val="18"/>
+              </w:rPr>
+            </w:pPr>
+            <w:r>
+              <w:rPr>
+                <w:sz w:val="18"/>
+              </w:rPr>
+              <w:t>Pendiente</w:t>
+            </w:r>
+          </w:p>
+        </w:tc>
+        <w:tc>
+          <w:tcPr>
+            <w:tcW w:w="1704" w:type="dxa"/>
+            <w:vAlign w:val="center"/>
+          </w:tcPr>
+          <w:p>
+            <w:pPr>
+              <w:rPr>
+                <w:sz w:val="18"/>
+              </w:rPr>
+            </w:pPr>
+            <w:r>
+              <w:rPr>
+                <w:sz w:val="18"/>
+              </w:rPr>
+              <w:t>Pendiente</w:t>
+            </w:r>
+          </w:p>
+        </w:tc>
+        <w:tc>
+          <w:tcPr>
+            <w:tcW w:w="1704" w:type="dxa"/>
+            <w:vAlign w:val="center"/>
+          </w:tcPr>
+          <w:p>
+            <w:pPr>
+              <w:rPr>
+                <w:sz w:val="18"/>
+              </w:rPr>
+            </w:pPr>
+            <w:r>
+              <w:rPr>
+                <w:sz w:val="18"/>
+              </w:rPr>
+              <w:t>CP-</w:t>
+            </w:r>
+            <w:r>
+              <w:rPr>
+                <w:sz w:val="18"/>
+              </w:rPr>
+              <w:t xml:space="preserve"> Pendiente</w:t>
+            </w:r>
+          </w:p>
+        </w:tc>
+        <w:tc>
+          <w:tcPr>
+            <w:tcW w:w="1704" w:type="dxa"/>
+            <w:vAlign w:val="center"/>
+          </w:tcPr>
+          <w:p>
+            <w:pPr>
+              <w:rPr>
+                <w:sz w:val="18"/>
+              </w:rPr>
+            </w:pPr>
+            <w:r>
+              <w:rPr>
+                <w:sz w:val="18"/>
+              </w:rPr>
+              <w:t>Pendiente</w:t>
+            </w:r>
+          </w:p>
+        </w:tc>
+        <w:tc>
+          <w:tcPr>
+            <w:tcW w:w="1704" w:type="dxa"/>
+            <w:vAlign w:val="center"/>
+          </w:tcPr>
+          <w:p>
+            <w:pPr>
+              <w:rPr>
+                <w:sz w:val="18"/>
+              </w:rPr>
+            </w:pPr>
+            <w:r>
+              <w:rPr>
+                <w:sz w:val="18"/>
+              </w:rPr>
+              <w:t>Pendiente</w:t>
+            </w:r>
+          </w:p>
+        </w:tc>
+      </w:tr>
+      <w:tr>
+        <w:trPr>
+          <w:jc w:val="center"/>
+        </w:trPr>
+        <w:tc>
+          <w:tcPr>
+            <w:tcW w:w="1704" w:type="dxa"/>
+            <w:vAlign w:val="center"/>
+          </w:tcPr>
+          <w:p>
+            <w:pPr>
+              <w:rPr>
+                <w:sz w:val="18"/>
+              </w:rPr>
+            </w:pPr>
+            <w:r>
+              <w:rPr>
+                <w:sz w:val="18"/>
+              </w:rPr>
+              <w:t>BUG-</w:t>
+            </w:r>
+            <w:r>
+              <w:rPr>
+                <w:sz w:val="18"/>
+              </w:rPr>
+              <w:t>00</w:t>
+            </w:r>
+            <w:r>
+              <w:rPr>
+                <w:sz w:val="18"/>
+              </w:rPr>
+              <w:t>5</w:t>
+            </w:r>
+          </w:p>
+        </w:tc>
+        <w:tc>
+          <w:tcPr>
+            <w:tcW w:w="1704" w:type="dxa"/>
+            <w:vAlign w:val="center"/>
+          </w:tcPr>
+          <w:p>
+            <w:pPr>
+              <w:rPr>
+                <w:sz w:val="18"/>
+              </w:rPr>
+            </w:pPr>
+            <w:r>
+              <w:rPr>
+                <w:sz w:val="18"/>
+              </w:rPr>
+              <w:t>Pendiente</w:t>
+            </w:r>
+          </w:p>
+        </w:tc>
+        <w:tc>
+          <w:tcPr>
+            <w:tcW w:w="1704" w:type="dxa"/>
+            <w:vAlign w:val="center"/>
+          </w:tcPr>
+          <w:p>
+            <w:pPr>
+              <w:rPr>
+                <w:sz w:val="18"/>
+              </w:rPr>
+            </w:pPr>
+            <w:r>
+              <w:rPr>
+                <w:sz w:val="18"/>
+              </w:rPr>
+              <w:t>Pendiente</w:t>
+            </w:r>
+          </w:p>
+        </w:tc>
+        <w:tc>
+          <w:tcPr>
+            <w:tcW w:w="1704" w:type="dxa"/>
+            <w:vAlign w:val="center"/>
+          </w:tcPr>
+          <w:p>
+            <w:pPr>
+              <w:rPr>
+                <w:sz w:val="18"/>
+              </w:rPr>
+            </w:pPr>
+            <w:r>
+              <w:rPr>
+                <w:sz w:val="18"/>
+              </w:rPr>
+              <w:t>CP-</w:t>
+            </w:r>
+            <w:r>
+              <w:rPr>
+                <w:sz w:val="18"/>
+              </w:rPr>
+              <w:t xml:space="preserve"> Pendiente</w:t>
+            </w:r>
+          </w:p>
+        </w:tc>
+        <w:tc>
+          <w:tcPr>
+            <w:tcW w:w="1704" w:type="dxa"/>
+            <w:vAlign w:val="center"/>
+          </w:tcPr>
+          <w:p>
+            <w:pPr>
+              <w:rPr>
+                <w:sz w:val="18"/>
+              </w:rPr>
+            </w:pPr>
+            <w:r>
+              <w:rPr>
+                <w:sz w:val="18"/>
+              </w:rPr>
+              <w:t>Pendiente</w:t>
+            </w:r>
+          </w:p>
+        </w:tc>
+        <w:tc>
+          <w:tcPr>
+            <w:tcW w:w="1704" w:type="dxa"/>
+            <w:vAlign w:val="center"/>
+          </w:tcPr>
+          <w:p>
+            <w:pPr>
+              <w:rPr>
+                <w:sz w:val="18"/>
+              </w:rPr>
+            </w:pPr>
+            <w:r>
+              <w:rPr>
+                <w:sz w:val="18"/>
+              </w:rPr>
+              <w:t>Pendiente</w:t>
+            </w:r>
+          </w:p>
+        </w:tc>
+      </w:tr>
+      <w:tr>
+        <w:trPr>
+          <w:jc w:val="center"/>
+        </w:trPr>
+        <w:tc>
+          <w:tcPr>
+            <w:tcW w:w="1704" w:type="dxa"/>
+            <w:vAlign w:val="center"/>
+          </w:tcPr>
+          <w:p>
+            <w:pPr>
+              <w:rPr>
+                <w:sz w:val="18"/>
+              </w:rPr>
+            </w:pPr>
+            <w:r>
+              <w:rPr>
+                <w:sz w:val="18"/>
+              </w:rPr>
+              <w:t>BUG-</w:t>
+            </w:r>
+            <w:r>
+              <w:rPr>
+                <w:sz w:val="18"/>
+              </w:rPr>
+              <w:t>00</w:t>
+            </w:r>
+            <w:r>
+              <w:rPr>
+                <w:sz w:val="18"/>
+              </w:rPr>
+              <w:t>6</w:t>
+            </w:r>
+          </w:p>
+        </w:tc>
+        <w:tc>
+          <w:tcPr>
+            <w:tcW w:w="1704" w:type="dxa"/>
+            <w:vAlign w:val="center"/>
+          </w:tcPr>
+          <w:p>
+            <w:pPr>
+              <w:rPr>
+                <w:sz w:val="18"/>
+              </w:rPr>
+            </w:pPr>
+            <w:r>
+              <w:rPr>
+                <w:sz w:val="18"/>
+              </w:rPr>
+              <w:t>Pendiente</w:t>
+            </w:r>
+          </w:p>
+        </w:tc>
+        <w:tc>
+          <w:tcPr>
+            <w:tcW w:w="1704" w:type="dxa"/>
+            <w:vAlign w:val="center"/>
+          </w:tcPr>
+          <w:p>
+            <w:pPr>
+              <w:rPr>
+                <w:sz w:val="18"/>
+              </w:rPr>
+            </w:pPr>
+            <w:r>
+              <w:rPr>
+                <w:sz w:val="18"/>
+              </w:rPr>
+              <w:t>Pendiente</w:t>
+            </w:r>
+          </w:p>
+        </w:tc>
+        <w:tc>
+          <w:tcPr>
+            <w:tcW w:w="1704" w:type="dxa"/>
+            <w:vAlign w:val="center"/>
+          </w:tcPr>
+          <w:p>
+            <w:pPr>
+              <w:rPr>
+                <w:sz w:val="18"/>
+              </w:rPr>
+            </w:pPr>
+            <w:r>
+              <w:rPr>
+                <w:sz w:val="18"/>
+              </w:rPr>
+              <w:t>CP-</w:t>
+            </w:r>
+            <w:r>
+              <w:rPr>
+                <w:sz w:val="18"/>
+              </w:rPr>
+              <w:t xml:space="preserve"> Pendiente</w:t>
+            </w:r>
+          </w:p>
+        </w:tc>
+        <w:tc>
+          <w:tcPr>
+            <w:tcW w:w="1704" w:type="dxa"/>
+            <w:vAlign w:val="center"/>
+          </w:tcPr>
+          <w:p>
+            <w:pPr>
+              <w:rPr>
+                <w:sz w:val="18"/>
+              </w:rPr>
+            </w:pPr>
+            <w:r>
+              <w:rPr>
+                <w:sz w:val="18"/>
+              </w:rPr>
+              <w:t>Pendiente</w:t>
+            </w:r>
+          </w:p>
+        </w:tc>
+        <w:tc>
+          <w:tcPr>
+            <w:tcW w:w="1704" w:type="dxa"/>
+            <w:vAlign w:val="center"/>
+          </w:tcPr>
+          <w:p>
+            <w:pPr>
+              <w:rPr>
+                <w:sz w:val="18"/>
+              </w:rPr>
+            </w:pPr>
+            <w:r>
+              <w:rPr>
+                <w:sz w:val="18"/>
+              </w:rPr>
+              <w:t>Pendiente</w:t>
             </w:r>
           </w:p>
         </w:tc>
       </w:tr>
     </w:tbl>
+    <w:p/>
     <w:p/>
     <w:p>
       <w:pPr>
@@ -4444,424 +6582,6 @@
       </w:pPr>
       <w:r>
         <w:t>7</w:t>
-      </w:r>
-      <w:r>
-        <w:t>. Evidencia de pruebas</w:t>
-      </w:r>
-    </w:p>
-    <w:tbl>
-      <w:tblPr>
-        <w:tblStyle w:val="Tablaconcuadrcula"/>
-        <w:tblW w:w="0" w:type="auto"/>
-        <w:jc w:val="center"/>
-        <w:tblLook w:val="04A0" w:firstRow="1" w:lastRow="0" w:firstColumn="1" w:lastColumn="0" w:noHBand="0" w:noVBand="1"/>
-      </w:tblPr>
-      <w:tblGrid>
-        <w:gridCol w:w="2045"/>
-        <w:gridCol w:w="2045"/>
-        <w:gridCol w:w="2045"/>
-        <w:gridCol w:w="2045"/>
-        <w:gridCol w:w="2045"/>
-      </w:tblGrid>
-      <w:tr>
-        <w:trPr>
-          <w:jc w:val="center"/>
-        </w:trPr>
-        <w:tc>
-          <w:tcPr>
-            <w:tcW w:w="2045" w:type="dxa"/>
-            <w:shd w:val="clear" w:color="auto" w:fill="1F4E78"/>
-            <w:vAlign w:val="center"/>
-          </w:tcPr>
-          <w:p>
-            <w:r>
-              <w:rPr>
-                <w:b/>
-                <w:color w:val="FFFFFF"/>
-                <w:sz w:val="18"/>
-              </w:rPr>
-              <w:t>ID de prueba</w:t>
-            </w:r>
-          </w:p>
-        </w:tc>
-        <w:tc>
-          <w:tcPr>
-            <w:tcW w:w="2045" w:type="dxa"/>
-            <w:shd w:val="clear" w:color="auto" w:fill="1F4E78"/>
-            <w:vAlign w:val="center"/>
-          </w:tcPr>
-          <w:p>
-            <w:r>
-              <w:rPr>
-                <w:b/>
-                <w:color w:val="FFFFFF"/>
-                <w:sz w:val="18"/>
-              </w:rPr>
-              <w:t>Evidencia</w:t>
-            </w:r>
-          </w:p>
-        </w:tc>
-        <w:tc>
-          <w:tcPr>
-            <w:tcW w:w="2045" w:type="dxa"/>
-            <w:shd w:val="clear" w:color="auto" w:fill="1F4E78"/>
-            <w:vAlign w:val="center"/>
-          </w:tcPr>
-          <w:p>
-            <w:r>
-              <w:rPr>
-                <w:b/>
-                <w:color w:val="FFFFFF"/>
-                <w:sz w:val="18"/>
-              </w:rPr>
-              <w:t>Ubicación / enlace / captura</w:t>
-            </w:r>
-          </w:p>
-        </w:tc>
-        <w:tc>
-          <w:tcPr>
-            <w:tcW w:w="2045" w:type="dxa"/>
-            <w:shd w:val="clear" w:color="auto" w:fill="1F4E78"/>
-            <w:vAlign w:val="center"/>
-          </w:tcPr>
-          <w:p>
-            <w:r>
-              <w:rPr>
-                <w:b/>
-                <w:color w:val="FFFFFF"/>
-                <w:sz w:val="18"/>
-              </w:rPr>
-              <w:t>Fecha</w:t>
-            </w:r>
-          </w:p>
-        </w:tc>
-        <w:tc>
-          <w:tcPr>
-            <w:tcW w:w="2045" w:type="dxa"/>
-            <w:shd w:val="clear" w:color="auto" w:fill="1F4E78"/>
-            <w:vAlign w:val="center"/>
-          </w:tcPr>
-          <w:p>
-            <w:r>
-              <w:rPr>
-                <w:b/>
-                <w:color w:val="FFFFFF"/>
-                <w:sz w:val="18"/>
-              </w:rPr>
-              <w:t>QA</w:t>
-            </w:r>
-          </w:p>
-        </w:tc>
-      </w:tr>
-      <w:tr>
-        <w:trPr>
-          <w:jc w:val="center"/>
-        </w:trPr>
-        <w:tc>
-          <w:tcPr>
-            <w:tcW w:w="2045" w:type="dxa"/>
-            <w:vAlign w:val="center"/>
-          </w:tcPr>
-          <w:p>
-            <w:r>
-              <w:rPr>
-                <w:sz w:val="18"/>
-              </w:rPr>
-              <w:t>CP-____</w:t>
-            </w:r>
-          </w:p>
-        </w:tc>
-        <w:tc>
-          <w:tcPr>
-            <w:tcW w:w="2045" w:type="dxa"/>
-            <w:vAlign w:val="center"/>
-          </w:tcPr>
-          <w:p>
-            <w:r>
-              <w:rPr>
-                <w:sz w:val="18"/>
-              </w:rPr>
-              <w:t>Captura / video / consulta MySQL</w:t>
-            </w:r>
-          </w:p>
-        </w:tc>
-        <w:tc>
-          <w:tcPr>
-            <w:tcW w:w="2045" w:type="dxa"/>
-            <w:vAlign w:val="center"/>
-          </w:tcPr>
-          <w:p>
-            <w:r>
-              <w:rPr>
-                <w:sz w:val="18"/>
-              </w:rPr>
-              <w:t>________________</w:t>
-            </w:r>
-          </w:p>
-        </w:tc>
-        <w:tc>
-          <w:tcPr>
-            <w:tcW w:w="2045" w:type="dxa"/>
-            <w:vAlign w:val="center"/>
-          </w:tcPr>
-          <w:p>
-            <w:r>
-              <w:rPr>
-                <w:sz w:val="18"/>
-              </w:rPr>
-              <w:t>________</w:t>
-            </w:r>
-          </w:p>
-        </w:tc>
-        <w:tc>
-          <w:tcPr>
-            <w:tcW w:w="2045" w:type="dxa"/>
-            <w:vAlign w:val="center"/>
-          </w:tcPr>
-          <w:p>
-            <w:r>
-              <w:rPr>
-                <w:sz w:val="18"/>
-              </w:rPr>
-              <w:t>________</w:t>
-            </w:r>
-          </w:p>
-        </w:tc>
-      </w:tr>
-      <w:tr>
-        <w:trPr>
-          <w:jc w:val="center"/>
-        </w:trPr>
-        <w:tc>
-          <w:tcPr>
-            <w:tcW w:w="2045" w:type="dxa"/>
-            <w:vAlign w:val="center"/>
-          </w:tcPr>
-          <w:p>
-            <w:r>
-              <w:rPr>
-                <w:sz w:val="18"/>
-              </w:rPr>
-              <w:t>CP-____</w:t>
-            </w:r>
-          </w:p>
-        </w:tc>
-        <w:tc>
-          <w:tcPr>
-            <w:tcW w:w="2045" w:type="dxa"/>
-            <w:vAlign w:val="center"/>
-          </w:tcPr>
-          <w:p>
-            <w:r>
-              <w:rPr>
-                <w:sz w:val="18"/>
-              </w:rPr>
-              <w:t>Captura / video / consulta MySQL</w:t>
-            </w:r>
-          </w:p>
-        </w:tc>
-        <w:tc>
-          <w:tcPr>
-            <w:tcW w:w="2045" w:type="dxa"/>
-            <w:vAlign w:val="center"/>
-          </w:tcPr>
-          <w:p>
-            <w:r>
-              <w:rPr>
-                <w:sz w:val="18"/>
-              </w:rPr>
-              <w:t>________________</w:t>
-            </w:r>
-          </w:p>
-        </w:tc>
-        <w:tc>
-          <w:tcPr>
-            <w:tcW w:w="2045" w:type="dxa"/>
-            <w:vAlign w:val="center"/>
-          </w:tcPr>
-          <w:p>
-            <w:r>
-              <w:rPr>
-                <w:sz w:val="18"/>
-              </w:rPr>
-              <w:t>________</w:t>
-            </w:r>
-          </w:p>
-        </w:tc>
-        <w:tc>
-          <w:tcPr>
-            <w:tcW w:w="2045" w:type="dxa"/>
-            <w:vAlign w:val="center"/>
-          </w:tcPr>
-          <w:p>
-            <w:r>
-              <w:rPr>
-                <w:sz w:val="18"/>
-              </w:rPr>
-              <w:t>________</w:t>
-            </w:r>
-          </w:p>
-        </w:tc>
-      </w:tr>
-      <w:tr>
-        <w:trPr>
-          <w:jc w:val="center"/>
-        </w:trPr>
-        <w:tc>
-          <w:tcPr>
-            <w:tcW w:w="2045" w:type="dxa"/>
-            <w:vAlign w:val="center"/>
-          </w:tcPr>
-          <w:p>
-            <w:r>
-              <w:rPr>
-                <w:sz w:val="18"/>
-              </w:rPr>
-              <w:t>CP-____</w:t>
-            </w:r>
-          </w:p>
-        </w:tc>
-        <w:tc>
-          <w:tcPr>
-            <w:tcW w:w="2045" w:type="dxa"/>
-            <w:vAlign w:val="center"/>
-          </w:tcPr>
-          <w:p>
-            <w:r>
-              <w:rPr>
-                <w:sz w:val="18"/>
-              </w:rPr>
-              <w:t>Captura / video / consulta MySQL</w:t>
-            </w:r>
-          </w:p>
-        </w:tc>
-        <w:tc>
-          <w:tcPr>
-            <w:tcW w:w="2045" w:type="dxa"/>
-            <w:vAlign w:val="center"/>
-          </w:tcPr>
-          <w:p>
-            <w:r>
-              <w:rPr>
-                <w:sz w:val="18"/>
-              </w:rPr>
-              <w:t>________________</w:t>
-            </w:r>
-          </w:p>
-        </w:tc>
-        <w:tc>
-          <w:tcPr>
-            <w:tcW w:w="2045" w:type="dxa"/>
-            <w:vAlign w:val="center"/>
-          </w:tcPr>
-          <w:p>
-            <w:r>
-              <w:rPr>
-                <w:sz w:val="18"/>
-              </w:rPr>
-              <w:t>________</w:t>
-            </w:r>
-          </w:p>
-        </w:tc>
-        <w:tc>
-          <w:tcPr>
-            <w:tcW w:w="2045" w:type="dxa"/>
-            <w:vAlign w:val="center"/>
-          </w:tcPr>
-          <w:p>
-            <w:r>
-              <w:rPr>
-                <w:sz w:val="18"/>
-              </w:rPr>
-              <w:t>________</w:t>
-            </w:r>
-          </w:p>
-        </w:tc>
-      </w:tr>
-      <w:tr>
-        <w:trPr>
-          <w:jc w:val="center"/>
-        </w:trPr>
-        <w:tc>
-          <w:tcPr>
-            <w:tcW w:w="2045" w:type="dxa"/>
-            <w:vAlign w:val="center"/>
-          </w:tcPr>
-          <w:p>
-            <w:r>
-              <w:rPr>
-                <w:sz w:val="18"/>
-              </w:rPr>
-              <w:t>CP-____</w:t>
-            </w:r>
-          </w:p>
-        </w:tc>
-        <w:tc>
-          <w:tcPr>
-            <w:tcW w:w="2045" w:type="dxa"/>
-            <w:vAlign w:val="center"/>
-          </w:tcPr>
-          <w:p>
-            <w:r>
-              <w:rPr>
-                <w:sz w:val="18"/>
-              </w:rPr>
-              <w:t>Captura / video / consulta MySQL</w:t>
-            </w:r>
-          </w:p>
-        </w:tc>
-        <w:tc>
-          <w:tcPr>
-            <w:tcW w:w="2045" w:type="dxa"/>
-            <w:vAlign w:val="center"/>
-          </w:tcPr>
-          <w:p>
-            <w:r>
-              <w:rPr>
-                <w:sz w:val="18"/>
-              </w:rPr>
-              <w:t>________________</w:t>
-            </w:r>
-          </w:p>
-        </w:tc>
-        <w:tc>
-          <w:tcPr>
-            <w:tcW w:w="2045" w:type="dxa"/>
-            <w:vAlign w:val="center"/>
-          </w:tcPr>
-          <w:p>
-            <w:r>
-              <w:rPr>
-                <w:sz w:val="18"/>
-              </w:rPr>
-              <w:t>________</w:t>
-            </w:r>
-          </w:p>
-        </w:tc>
-        <w:tc>
-          <w:tcPr>
-            <w:tcW w:w="2045" w:type="dxa"/>
-            <w:vAlign w:val="center"/>
-          </w:tcPr>
-          <w:p>
-            <w:r>
-              <w:rPr>
-                <w:sz w:val="18"/>
-              </w:rPr>
-              <w:t>________</w:t>
-            </w:r>
-          </w:p>
-        </w:tc>
-      </w:tr>
-    </w:tbl>
-    <w:p/>
-    <w:p>
-      <w:pPr>
-        <w:pStyle w:val="Ttulo1"/>
-      </w:pPr>
-      <w:r>
-        <w:lastRenderedPageBreak/>
-        <w:t>8</w:t>
       </w:r>
       <w:r>
         <w:t>. Checklist final de QA</w:t>
@@ -4934,6 +6654,7 @@
     </w:p>
     <w:p>
       <w:r>
+        <w:lastRenderedPageBreak/>
         <w:t>☐ Evidencia de pruebas organizada.</w:t>
       </w:r>
     </w:p>
@@ -4947,12 +6668,15 @@
         <w:t>☐ QA confirma que los requerimientos fueron probados.</w:t>
       </w:r>
     </w:p>
+    <w:p/>
+    <w:p/>
+    <w:p/>
     <w:p>
       <w:pPr>
         <w:pStyle w:val="Ttulo1"/>
       </w:pPr>
       <w:r>
-        <w:t>9</w:t>
+        <w:t>8</w:t>
       </w:r>
       <w:r>
         <w:t>. Control de integración y Git</w:t>
@@ -4991,25 +6715,18 @@
                 <w:color w:val="FFFFFF"/>
                 <w:sz w:val="18"/>
               </w:rPr>
-              <w:t>Feature / fix</w:t>
-            </w:r>
-          </w:p>
-        </w:tc>
-        <w:tc>
-          <w:tcPr>
-            <w:tcW w:w="1704" w:type="dxa"/>
-            <w:shd w:val="clear" w:color="auto" w:fill="1F4E78"/>
-            <w:vAlign w:val="center"/>
-          </w:tcPr>
-          <w:p>
+              <w:t xml:space="preserve">Feature / </w:t>
+            </w:r>
+            <w:proofErr w:type="spellStart"/>
             <w:r>
               <w:rPr>
                 <w:b/>
                 <w:color w:val="FFFFFF"/>
                 <w:sz w:val="18"/>
               </w:rPr>
-              <w:t>Rama</w:t>
-            </w:r>
+              <w:t>fix</w:t>
+            </w:r>
+            <w:proofErr w:type="spellEnd"/>
           </w:p>
         </w:tc>
         <w:tc>
@@ -5025,7 +6742,7 @@
                 <w:color w:val="FFFFFF"/>
                 <w:sz w:val="18"/>
               </w:rPr>
-              <w:t>Commit</w:t>
+              <w:t>Rama</w:t>
             </w:r>
           </w:p>
         </w:tc>
@@ -5036,14 +6753,16 @@
             <w:vAlign w:val="center"/>
           </w:tcPr>
           <w:p>
+            <w:proofErr w:type="spellStart"/>
             <w:r>
               <w:rPr>
                 <w:b/>
                 <w:color w:val="FFFFFF"/>
                 <w:sz w:val="18"/>
               </w:rPr>
-              <w:t>Prueba QA</w:t>
-            </w:r>
+              <w:t>Commit</w:t>
+            </w:r>
+            <w:proofErr w:type="spellEnd"/>
           </w:p>
         </w:tc>
         <w:tc>
@@ -5059,7 +6778,7 @@
                 <w:color w:val="FFFFFF"/>
                 <w:sz w:val="18"/>
               </w:rPr>
-              <w:t>Resultado</w:t>
+              <w:t>Prueba QA</w:t>
             </w:r>
           </w:p>
         </w:tc>
@@ -5076,8 +6795,35 @@
                 <w:color w:val="FFFFFF"/>
                 <w:sz w:val="18"/>
               </w:rPr>
-              <w:t>Integrado a main</w:t>
-            </w:r>
+              <w:t>Resultado</w:t>
+            </w:r>
+          </w:p>
+        </w:tc>
+        <w:tc>
+          <w:tcPr>
+            <w:tcW w:w="1704" w:type="dxa"/>
+            <w:shd w:val="clear" w:color="auto" w:fill="1F4E78"/>
+            <w:vAlign w:val="center"/>
+          </w:tcPr>
+          <w:p>
+            <w:r>
+              <w:rPr>
+                <w:b/>
+                <w:color w:val="FFFFFF"/>
+                <w:sz w:val="18"/>
+              </w:rPr>
+              <w:t xml:space="preserve">Integrado a </w:t>
+            </w:r>
+            <w:proofErr w:type="spellStart"/>
+            <w:r>
+              <w:rPr>
+                <w:b/>
+                <w:color w:val="FFFFFF"/>
+                <w:sz w:val="18"/>
+              </w:rPr>
+              <w:t>main</w:t>
+            </w:r>
+            <w:proofErr w:type="spellEnd"/>
           </w:p>
         </w:tc>
       </w:tr>
@@ -5109,49 +6855,52 @@
               <w:rPr>
                 <w:sz w:val="18"/>
               </w:rPr>
-              <w:t>feature/________</w:t>
-            </w:r>
-          </w:p>
-        </w:tc>
-        <w:tc>
-          <w:tcPr>
-            <w:tcW w:w="1704" w:type="dxa"/>
-            <w:vAlign w:val="center"/>
-          </w:tcPr>
-          <w:p>
-            <w:r>
-              <w:rPr>
-                <w:sz w:val="18"/>
-              </w:rPr>
-              <w:t>________</w:t>
-            </w:r>
-          </w:p>
-        </w:tc>
-        <w:tc>
-          <w:tcPr>
-            <w:tcW w:w="1704" w:type="dxa"/>
-            <w:vAlign w:val="center"/>
-          </w:tcPr>
-          <w:p>
-            <w:r>
-              <w:rPr>
-                <w:sz w:val="18"/>
-              </w:rPr>
-              <w:t>CP-____</w:t>
-            </w:r>
-          </w:p>
-        </w:tc>
-        <w:tc>
-          <w:tcPr>
-            <w:tcW w:w="1704" w:type="dxa"/>
-            <w:vAlign w:val="center"/>
-          </w:tcPr>
-          <w:p>
-            <w:r>
-              <w:rPr>
-                <w:sz w:val="18"/>
-              </w:rPr>
-              <w:t>________</w:t>
+              <w:t>feature/</w:t>
+            </w:r>
+            <w:r>
+              <w:rPr>
+                <w:sz w:val="18"/>
+              </w:rPr>
+              <w:t>api</w:t>
+            </w:r>
+          </w:p>
+        </w:tc>
+        <w:tc>
+          <w:tcPr>
+            <w:tcW w:w="1704" w:type="dxa"/>
+            <w:vAlign w:val="center"/>
+          </w:tcPr>
+          <w:p>
+            <w:r>
+              <w:rPr>
+                <w:sz w:val="18"/>
+              </w:rPr>
+              <w:t>Pendiente de registrar</w:t>
+            </w:r>
+          </w:p>
+        </w:tc>
+        <w:tc>
+          <w:tcPr>
+            <w:tcW w:w="1704" w:type="dxa"/>
+            <w:vAlign w:val="center"/>
+          </w:tcPr>
+          <w:p>
+            <w:r>
+              <w:rPr>
+                <w:sz w:val="18"/>
+              </w:rPr>
+              <w:t>CP-001 a CP-006 / CP-014</w:t>
+            </w:r>
+          </w:p>
+        </w:tc>
+        <w:tc>
+          <w:tcPr>
+            <w:tcW w:w="1704" w:type="dxa"/>
+            <w:vAlign w:val="center"/>
+          </w:tcPr>
+          <w:p>
+            <w:r>
+              <w:t>FAIL parcial — BUG-003</w:t>
             </w:r>
           </w:p>
         </w:tc>
@@ -5198,49 +6947,58 @@
               <w:rPr>
                 <w:sz w:val="18"/>
               </w:rPr>
-              <w:t>feature/________</w:t>
-            </w:r>
-          </w:p>
-        </w:tc>
-        <w:tc>
-          <w:tcPr>
-            <w:tcW w:w="1704" w:type="dxa"/>
-            <w:vAlign w:val="center"/>
-          </w:tcPr>
-          <w:p>
-            <w:r>
-              <w:rPr>
-                <w:sz w:val="18"/>
-              </w:rPr>
-              <w:t>________</w:t>
-            </w:r>
-          </w:p>
-        </w:tc>
-        <w:tc>
-          <w:tcPr>
-            <w:tcW w:w="1704" w:type="dxa"/>
-            <w:vAlign w:val="center"/>
-          </w:tcPr>
-          <w:p>
-            <w:r>
-              <w:rPr>
-                <w:sz w:val="18"/>
-              </w:rPr>
-              <w:t>CP-____</w:t>
-            </w:r>
-          </w:p>
-        </w:tc>
-        <w:tc>
-          <w:tcPr>
-            <w:tcW w:w="1704" w:type="dxa"/>
-            <w:vAlign w:val="center"/>
-          </w:tcPr>
-          <w:p>
-            <w:r>
-              <w:rPr>
-                <w:sz w:val="18"/>
-              </w:rPr>
-              <w:t>________</w:t>
+              <w:t>feature/</w:t>
+            </w:r>
+            <w:r>
+              <w:rPr>
+                <w:sz w:val="18"/>
+              </w:rPr>
+              <w:t xml:space="preserve"> </w:t>
+            </w:r>
+            <w:r>
+              <w:rPr>
+                <w:sz w:val="18"/>
+              </w:rPr>
+              <w:t>api</w:t>
+            </w:r>
+          </w:p>
+        </w:tc>
+        <w:tc>
+          <w:tcPr>
+            <w:tcW w:w="1704" w:type="dxa"/>
+            <w:vAlign w:val="center"/>
+          </w:tcPr>
+          <w:p>
+            <w:r>
+              <w:rPr>
+                <w:sz w:val="18"/>
+              </w:rPr>
+              <w:t>Pendiente de registrar</w:t>
+            </w:r>
+          </w:p>
+        </w:tc>
+        <w:tc>
+          <w:tcPr>
+            <w:tcW w:w="1704" w:type="dxa"/>
+            <w:vAlign w:val="center"/>
+          </w:tcPr>
+          <w:p>
+            <w:r>
+              <w:rPr>
+                <w:sz w:val="18"/>
+              </w:rPr>
+              <w:t>CP-007 a CP-009</w:t>
+            </w:r>
+          </w:p>
+        </w:tc>
+        <w:tc>
+          <w:tcPr>
+            <w:tcW w:w="1704" w:type="dxa"/>
+            <w:vAlign w:val="center"/>
+          </w:tcPr>
+          <w:p>
+            <w:r>
+              <w:t>BLOQUEADO — BUG-006</w:t>
             </w:r>
           </w:p>
         </w:tc>
@@ -5287,49 +7045,58 @@
               <w:rPr>
                 <w:sz w:val="18"/>
               </w:rPr>
-              <w:t>feature/________</w:t>
-            </w:r>
-          </w:p>
-        </w:tc>
-        <w:tc>
-          <w:tcPr>
-            <w:tcW w:w="1704" w:type="dxa"/>
-            <w:vAlign w:val="center"/>
-          </w:tcPr>
-          <w:p>
-            <w:r>
-              <w:rPr>
-                <w:sz w:val="18"/>
-              </w:rPr>
-              <w:t>________</w:t>
-            </w:r>
-          </w:p>
-        </w:tc>
-        <w:tc>
-          <w:tcPr>
-            <w:tcW w:w="1704" w:type="dxa"/>
-            <w:vAlign w:val="center"/>
-          </w:tcPr>
-          <w:p>
-            <w:r>
-              <w:rPr>
-                <w:sz w:val="18"/>
-              </w:rPr>
-              <w:t>CP-____</w:t>
-            </w:r>
-          </w:p>
-        </w:tc>
-        <w:tc>
-          <w:tcPr>
-            <w:tcW w:w="1704" w:type="dxa"/>
-            <w:vAlign w:val="center"/>
-          </w:tcPr>
-          <w:p>
-            <w:r>
-              <w:rPr>
-                <w:sz w:val="18"/>
-              </w:rPr>
-              <w:t>________</w:t>
+              <w:t>feature/</w:t>
+            </w:r>
+            <w:r>
+              <w:rPr>
+                <w:sz w:val="18"/>
+              </w:rPr>
+              <w:t xml:space="preserve"> </w:t>
+            </w:r>
+            <w:r>
+              <w:rPr>
+                <w:sz w:val="18"/>
+              </w:rPr>
+              <w:t>api</w:t>
+            </w:r>
+          </w:p>
+        </w:tc>
+        <w:tc>
+          <w:tcPr>
+            <w:tcW w:w="1704" w:type="dxa"/>
+            <w:vAlign w:val="center"/>
+          </w:tcPr>
+          <w:p>
+            <w:r>
+              <w:rPr>
+                <w:sz w:val="18"/>
+              </w:rPr>
+              <w:t>Pendiente de registrar</w:t>
+            </w:r>
+          </w:p>
+        </w:tc>
+        <w:tc>
+          <w:tcPr>
+            <w:tcW w:w="1704" w:type="dxa"/>
+            <w:vAlign w:val="center"/>
+          </w:tcPr>
+          <w:p>
+            <w:r>
+              <w:rPr>
+                <w:sz w:val="18"/>
+              </w:rPr>
+              <w:t>CP-010 a CP-013</w:t>
+            </w:r>
+          </w:p>
+        </w:tc>
+        <w:tc>
+          <w:tcPr>
+            <w:tcW w:w="1704" w:type="dxa"/>
+            <w:vAlign w:val="center"/>
+          </w:tcPr>
+          <w:p>
+            <w:r>
+              <w:t>BLOQUEADO — BUG-004, BUG-005 y BUG-006</w:t>
             </w:r>
           </w:p>
         </w:tc>
@@ -5376,49 +7143,58 @@
               <w:rPr>
                 <w:sz w:val="18"/>
               </w:rPr>
-              <w:t>feature/________</w:t>
-            </w:r>
-          </w:p>
-        </w:tc>
-        <w:tc>
-          <w:tcPr>
-            <w:tcW w:w="1704" w:type="dxa"/>
-            <w:vAlign w:val="center"/>
-          </w:tcPr>
-          <w:p>
-            <w:r>
-              <w:rPr>
-                <w:sz w:val="18"/>
-              </w:rPr>
-              <w:t>________</w:t>
-            </w:r>
-          </w:p>
-        </w:tc>
-        <w:tc>
-          <w:tcPr>
-            <w:tcW w:w="1704" w:type="dxa"/>
-            <w:vAlign w:val="center"/>
-          </w:tcPr>
-          <w:p>
-            <w:r>
-              <w:rPr>
-                <w:sz w:val="18"/>
-              </w:rPr>
-              <w:t>CP-____</w:t>
-            </w:r>
-          </w:p>
-        </w:tc>
-        <w:tc>
-          <w:tcPr>
-            <w:tcW w:w="1704" w:type="dxa"/>
-            <w:vAlign w:val="center"/>
-          </w:tcPr>
-          <w:p>
-            <w:r>
-              <w:rPr>
-                <w:sz w:val="18"/>
-              </w:rPr>
-              <w:t>________</w:t>
+              <w:t>feature/</w:t>
+            </w:r>
+            <w:r>
+              <w:rPr>
+                <w:sz w:val="18"/>
+              </w:rPr>
+              <w:t xml:space="preserve"> </w:t>
+            </w:r>
+            <w:r>
+              <w:rPr>
+                <w:sz w:val="18"/>
+              </w:rPr>
+              <w:t>bdd</w:t>
+            </w:r>
+          </w:p>
+        </w:tc>
+        <w:tc>
+          <w:tcPr>
+            <w:tcW w:w="1704" w:type="dxa"/>
+            <w:vAlign w:val="center"/>
+          </w:tcPr>
+          <w:p>
+            <w:r>
+              <w:rPr>
+                <w:sz w:val="18"/>
+              </w:rPr>
+              <w:t>Pendiente de registrar</w:t>
+            </w:r>
+          </w:p>
+        </w:tc>
+        <w:tc>
+          <w:tcPr>
+            <w:tcW w:w="1704" w:type="dxa"/>
+            <w:vAlign w:val="center"/>
+          </w:tcPr>
+          <w:p>
+            <w:r>
+              <w:rPr>
+                <w:sz w:val="18"/>
+              </w:rPr>
+              <w:t>CP-016</w:t>
+            </w:r>
+          </w:p>
+        </w:tc>
+        <w:tc>
+          <w:tcPr>
+            <w:tcW w:w="1704" w:type="dxa"/>
+            <w:vAlign w:val="center"/>
+          </w:tcPr>
+          <w:p>
+            <w:r>
+              <w:t>Pendiente de prueba funcional</w:t>
             </w:r>
           </w:p>
         </w:tc>
@@ -5465,49 +7241,46 @@
               <w:rPr>
                 <w:sz w:val="18"/>
               </w:rPr>
-              <w:t>feature/________</w:t>
-            </w:r>
-          </w:p>
-        </w:tc>
-        <w:tc>
-          <w:tcPr>
-            <w:tcW w:w="1704" w:type="dxa"/>
-            <w:vAlign w:val="center"/>
-          </w:tcPr>
-          <w:p>
-            <w:r>
-              <w:rPr>
-                <w:sz w:val="18"/>
-              </w:rPr>
-              <w:t>________</w:t>
-            </w:r>
-          </w:p>
-        </w:tc>
-        <w:tc>
-          <w:tcPr>
-            <w:tcW w:w="1704" w:type="dxa"/>
-            <w:vAlign w:val="center"/>
-          </w:tcPr>
-          <w:p>
-            <w:r>
-              <w:rPr>
-                <w:sz w:val="18"/>
-              </w:rPr>
-              <w:t>CP-____</w:t>
-            </w:r>
-          </w:p>
-        </w:tc>
-        <w:tc>
-          <w:tcPr>
-            <w:tcW w:w="1704" w:type="dxa"/>
-            <w:vAlign w:val="center"/>
-          </w:tcPr>
-          <w:p>
-            <w:r>
-              <w:rPr>
-                <w:sz w:val="18"/>
-              </w:rPr>
-              <w:t>________</w:t>
+              <w:t>feature/api / feature/bdd</w:t>
+            </w:r>
+          </w:p>
+        </w:tc>
+        <w:tc>
+          <w:tcPr>
+            <w:tcW w:w="1704" w:type="dxa"/>
+            <w:vAlign w:val="center"/>
+          </w:tcPr>
+          <w:p>
+            <w:r>
+              <w:rPr>
+                <w:sz w:val="18"/>
+              </w:rPr>
+              <w:t>Pendiente de registrar</w:t>
+            </w:r>
+          </w:p>
+        </w:tc>
+        <w:tc>
+          <w:tcPr>
+            <w:tcW w:w="1704" w:type="dxa"/>
+            <w:vAlign w:val="center"/>
+          </w:tcPr>
+          <w:p>
+            <w:r>
+              <w:rPr>
+                <w:sz w:val="18"/>
+              </w:rPr>
+              <w:t>CP-017 a CP-019</w:t>
+            </w:r>
+          </w:p>
+        </w:tc>
+        <w:tc>
+          <w:tcPr>
+            <w:tcW w:w="1704" w:type="dxa"/>
+            <w:vAlign w:val="center"/>
+          </w:tcPr>
+          <w:p>
+            <w:r>
+              <w:t>Pendiente</w:t>
             </w:r>
           </w:p>
         </w:tc>
@@ -5554,49 +7327,58 @@
               <w:rPr>
                 <w:sz w:val="18"/>
               </w:rPr>
-              <w:t>feature/________</w:t>
-            </w:r>
-          </w:p>
-        </w:tc>
-        <w:tc>
-          <w:tcPr>
-            <w:tcW w:w="1704" w:type="dxa"/>
-            <w:vAlign w:val="center"/>
-          </w:tcPr>
-          <w:p>
-            <w:r>
-              <w:rPr>
-                <w:sz w:val="18"/>
-              </w:rPr>
-              <w:t>________</w:t>
-            </w:r>
-          </w:p>
-        </w:tc>
-        <w:tc>
-          <w:tcPr>
-            <w:tcW w:w="1704" w:type="dxa"/>
-            <w:vAlign w:val="center"/>
-          </w:tcPr>
-          <w:p>
-            <w:r>
-              <w:rPr>
-                <w:sz w:val="18"/>
-              </w:rPr>
-              <w:t>CP-____</w:t>
-            </w:r>
-          </w:p>
-        </w:tc>
-        <w:tc>
-          <w:tcPr>
-            <w:tcW w:w="1704" w:type="dxa"/>
-            <w:vAlign w:val="center"/>
-          </w:tcPr>
-          <w:p>
-            <w:r>
-              <w:rPr>
-                <w:sz w:val="18"/>
-              </w:rPr>
-              <w:t>________</w:t>
+              <w:t>feature/</w:t>
+            </w:r>
+            <w:r>
+              <w:rPr>
+                <w:sz w:val="18"/>
+              </w:rPr>
+              <w:t xml:space="preserve"> </w:t>
+            </w:r>
+            <w:r>
+              <w:rPr>
+                <w:sz w:val="18"/>
+              </w:rPr>
+              <w:t>bdd</w:t>
+            </w:r>
+          </w:p>
+        </w:tc>
+        <w:tc>
+          <w:tcPr>
+            <w:tcW w:w="1704" w:type="dxa"/>
+            <w:vAlign w:val="center"/>
+          </w:tcPr>
+          <w:p>
+            <w:r>
+              <w:rPr>
+                <w:sz w:val="18"/>
+              </w:rPr>
+              <w:t>Pendiente de registrar</w:t>
+            </w:r>
+          </w:p>
+        </w:tc>
+        <w:tc>
+          <w:tcPr>
+            <w:tcW w:w="1704" w:type="dxa"/>
+            <w:vAlign w:val="center"/>
+          </w:tcPr>
+          <w:p>
+            <w:r>
+              <w:rPr>
+                <w:sz w:val="18"/>
+              </w:rPr>
+              <w:t>CP-020</w:t>
+            </w:r>
+          </w:p>
+        </w:tc>
+        <w:tc>
+          <w:tcPr>
+            <w:tcW w:w="1704" w:type="dxa"/>
+            <w:vAlign w:val="center"/>
+          </w:tcPr>
+          <w:p>
+            <w:r>
+              <w:t>Pendiente de prueba contra MySQL</w:t>
             </w:r>
           </w:p>
         </w:tc>
@@ -5639,11 +7421,19 @@
             <w:vAlign w:val="center"/>
           </w:tcPr>
           <w:p>
-            <w:r>
-              <w:rPr>
-                <w:sz w:val="18"/>
-              </w:rPr>
-              <w:t>fix/________</w:t>
+            <w:proofErr w:type="spellStart"/>
+            <w:r>
+              <w:rPr>
+                <w:sz w:val="18"/>
+              </w:rPr>
+              <w:t>fix</w:t>
+            </w:r>
+            <w:proofErr w:type="spellEnd"/>
+            <w:r>
+              <w:rPr>
+                <w:sz w:val="18"/>
+              </w:rPr>
+              <w:t>/________</w:t>
             </w:r>
           </w:p>
         </w:tc>
@@ -5671,7 +7461,7 @@
               <w:rPr>
                 <w:sz w:val="18"/>
               </w:rPr>
-              <w:t>CP-____</w:t>
+              <w:t>CP-</w:t>
             </w:r>
           </w:p>
         </w:tc>
@@ -5711,412 +7501,309 @@
         <w:pStyle w:val="Ttulo1"/>
       </w:pPr>
       <w:r>
-        <w:t>1</w:t>
+        <w:t>9</w:t>
       </w:r>
       <w:r>
-        <w:t>0</w:t>
+        <w:t xml:space="preserve">. </w:t>
       </w:r>
       <w:r>
-        <w:t>. Firma / aprobación del equipo</w:t>
+        <w:t>Observaciones</w:t>
       </w:r>
     </w:p>
-    <w:tbl>
-      <w:tblPr>
-        <w:tblStyle w:val="Tablaconcuadrcula"/>
-        <w:tblW w:w="0" w:type="auto"/>
-        <w:jc w:val="center"/>
-        <w:tblLook w:val="04A0" w:firstRow="1" w:lastRow="0" w:firstColumn="1" w:lastColumn="0" w:noHBand="0" w:noVBand="1"/>
-      </w:tblPr>
-      <w:tblGrid>
-        <w:gridCol w:w="2556"/>
-        <w:gridCol w:w="2556"/>
-        <w:gridCol w:w="2556"/>
-        <w:gridCol w:w="2556"/>
-      </w:tblGrid>
-      <w:tr>
-        <w:trPr>
-          <w:jc w:val="center"/>
-        </w:trPr>
-        <w:tc>
-          <w:tcPr>
-            <w:tcW w:w="2556" w:type="dxa"/>
-            <w:shd w:val="clear" w:color="auto" w:fill="1F4E78"/>
-            <w:vAlign w:val="center"/>
-          </w:tcPr>
-          <w:p>
-            <w:r>
-              <w:rPr>
-                <w:b/>
-                <w:color w:val="FFFFFF"/>
-                <w:sz w:val="18"/>
-              </w:rPr>
-              <w:t>Responsable</w:t>
-            </w:r>
-          </w:p>
-        </w:tc>
-        <w:tc>
-          <w:tcPr>
-            <w:tcW w:w="2556" w:type="dxa"/>
-            <w:shd w:val="clear" w:color="auto" w:fill="1F4E78"/>
-            <w:vAlign w:val="center"/>
-          </w:tcPr>
-          <w:p>
-            <w:r>
-              <w:rPr>
-                <w:b/>
-                <w:color w:val="FFFFFF"/>
-                <w:sz w:val="18"/>
-              </w:rPr>
-              <w:t>Nombre</w:t>
-            </w:r>
-          </w:p>
-        </w:tc>
-        <w:tc>
-          <w:tcPr>
-            <w:tcW w:w="2556" w:type="dxa"/>
-            <w:shd w:val="clear" w:color="auto" w:fill="1F4E78"/>
-            <w:vAlign w:val="center"/>
-          </w:tcPr>
-          <w:p>
-            <w:r>
-              <w:rPr>
-                <w:b/>
-                <w:color w:val="FFFFFF"/>
-                <w:sz w:val="18"/>
-              </w:rPr>
-              <w:t>Firma</w:t>
-            </w:r>
-          </w:p>
-        </w:tc>
-        <w:tc>
-          <w:tcPr>
-            <w:tcW w:w="2556" w:type="dxa"/>
-            <w:shd w:val="clear" w:color="auto" w:fill="1F4E78"/>
-            <w:vAlign w:val="center"/>
-          </w:tcPr>
-          <w:p>
-            <w:r>
-              <w:rPr>
-                <w:b/>
-                <w:color w:val="FFFFFF"/>
-                <w:sz w:val="18"/>
-              </w:rPr>
-              <w:t>Fecha</w:t>
-            </w:r>
-          </w:p>
-        </w:tc>
-      </w:tr>
-      <w:tr>
-        <w:trPr>
-          <w:jc w:val="center"/>
-        </w:trPr>
-        <w:tc>
-          <w:tcPr>
-            <w:tcW w:w="2556" w:type="dxa"/>
-            <w:vAlign w:val="center"/>
-          </w:tcPr>
-          <w:p>
-            <w:r>
-              <w:rPr>
-                <w:sz w:val="18"/>
-              </w:rPr>
-              <w:t>QA</w:t>
-            </w:r>
-          </w:p>
-        </w:tc>
-        <w:tc>
-          <w:tcPr>
-            <w:tcW w:w="2556" w:type="dxa"/>
-            <w:vAlign w:val="center"/>
-          </w:tcPr>
-          <w:p>
-            <w:r>
-              <w:rPr>
-                <w:sz w:val="18"/>
-              </w:rPr>
-              <w:t>________________</w:t>
-            </w:r>
-          </w:p>
-        </w:tc>
-        <w:tc>
-          <w:tcPr>
-            <w:tcW w:w="2556" w:type="dxa"/>
-            <w:vAlign w:val="center"/>
-          </w:tcPr>
-          <w:p>
-            <w:r>
-              <w:rPr>
-                <w:sz w:val="18"/>
-              </w:rPr>
-              <w:t>________________</w:t>
-            </w:r>
-          </w:p>
-        </w:tc>
-        <w:tc>
-          <w:tcPr>
-            <w:tcW w:w="2556" w:type="dxa"/>
-            <w:vAlign w:val="center"/>
-          </w:tcPr>
-          <w:p>
-            <w:r>
-              <w:rPr>
-                <w:sz w:val="18"/>
-              </w:rPr>
-              <w:t>________</w:t>
-            </w:r>
-          </w:p>
-        </w:tc>
-      </w:tr>
-      <w:tr>
-        <w:trPr>
-          <w:jc w:val="center"/>
-        </w:trPr>
-        <w:tc>
-          <w:tcPr>
-            <w:tcW w:w="2556" w:type="dxa"/>
-            <w:vAlign w:val="center"/>
-          </w:tcPr>
-          <w:p>
-            <w:r>
-              <w:rPr>
-                <w:sz w:val="18"/>
-              </w:rPr>
-              <w:t>Líder / Analista</w:t>
-            </w:r>
-          </w:p>
-        </w:tc>
-        <w:tc>
-          <w:tcPr>
-            <w:tcW w:w="2556" w:type="dxa"/>
-            <w:vAlign w:val="center"/>
-          </w:tcPr>
-          <w:p>
-            <w:r>
-              <w:rPr>
-                <w:sz w:val="18"/>
-              </w:rPr>
-              <w:t>________________</w:t>
-            </w:r>
-          </w:p>
-        </w:tc>
-        <w:tc>
-          <w:tcPr>
-            <w:tcW w:w="2556" w:type="dxa"/>
-            <w:vAlign w:val="center"/>
-          </w:tcPr>
-          <w:p>
-            <w:r>
-              <w:rPr>
-                <w:sz w:val="18"/>
-              </w:rPr>
-              <w:t>________________</w:t>
-            </w:r>
-          </w:p>
-        </w:tc>
-        <w:tc>
-          <w:tcPr>
-            <w:tcW w:w="2556" w:type="dxa"/>
-            <w:vAlign w:val="center"/>
-          </w:tcPr>
-          <w:p>
-            <w:r>
-              <w:rPr>
-                <w:sz w:val="18"/>
-              </w:rPr>
-              <w:t>________</w:t>
-            </w:r>
-          </w:p>
-        </w:tc>
-      </w:tr>
-      <w:tr>
-        <w:trPr>
-          <w:jc w:val="center"/>
-        </w:trPr>
-        <w:tc>
-          <w:tcPr>
-            <w:tcW w:w="2556" w:type="dxa"/>
-            <w:vAlign w:val="center"/>
-          </w:tcPr>
-          <w:p>
-            <w:r>
-              <w:rPr>
-                <w:sz w:val="18"/>
-              </w:rPr>
-              <w:t>Backend</w:t>
-            </w:r>
-          </w:p>
-        </w:tc>
-        <w:tc>
-          <w:tcPr>
-            <w:tcW w:w="2556" w:type="dxa"/>
-            <w:vAlign w:val="center"/>
-          </w:tcPr>
-          <w:p>
-            <w:r>
-              <w:rPr>
-                <w:sz w:val="18"/>
-              </w:rPr>
-              <w:t>________________</w:t>
-            </w:r>
-          </w:p>
-        </w:tc>
-        <w:tc>
-          <w:tcPr>
-            <w:tcW w:w="2556" w:type="dxa"/>
-            <w:vAlign w:val="center"/>
-          </w:tcPr>
-          <w:p>
-            <w:r>
-              <w:rPr>
-                <w:sz w:val="18"/>
-              </w:rPr>
-              <w:t>________________</w:t>
-            </w:r>
-          </w:p>
-        </w:tc>
-        <w:tc>
-          <w:tcPr>
-            <w:tcW w:w="2556" w:type="dxa"/>
-            <w:vAlign w:val="center"/>
-          </w:tcPr>
-          <w:p>
-            <w:r>
-              <w:rPr>
-                <w:sz w:val="18"/>
-              </w:rPr>
-              <w:t>________</w:t>
-            </w:r>
-          </w:p>
-        </w:tc>
-      </w:tr>
-      <w:tr>
-        <w:trPr>
-          <w:jc w:val="center"/>
-        </w:trPr>
-        <w:tc>
-          <w:tcPr>
-            <w:tcW w:w="2556" w:type="dxa"/>
-            <w:vAlign w:val="center"/>
-          </w:tcPr>
-          <w:p>
-            <w:r>
-              <w:rPr>
-                <w:sz w:val="18"/>
-              </w:rPr>
-              <w:t>Frontend</w:t>
-            </w:r>
-          </w:p>
-        </w:tc>
-        <w:tc>
-          <w:tcPr>
-            <w:tcW w:w="2556" w:type="dxa"/>
-            <w:vAlign w:val="center"/>
-          </w:tcPr>
-          <w:p>
-            <w:r>
-              <w:rPr>
-                <w:sz w:val="18"/>
-              </w:rPr>
-              <w:t>________________</w:t>
-            </w:r>
-          </w:p>
-        </w:tc>
-        <w:tc>
-          <w:tcPr>
-            <w:tcW w:w="2556" w:type="dxa"/>
-            <w:vAlign w:val="center"/>
-          </w:tcPr>
-          <w:p>
-            <w:r>
-              <w:rPr>
-                <w:sz w:val="18"/>
-              </w:rPr>
-              <w:t>________________</w:t>
-            </w:r>
-          </w:p>
-        </w:tc>
-        <w:tc>
-          <w:tcPr>
-            <w:tcW w:w="2556" w:type="dxa"/>
-            <w:vAlign w:val="center"/>
-          </w:tcPr>
-          <w:p>
-            <w:r>
-              <w:rPr>
-                <w:sz w:val="18"/>
-              </w:rPr>
-              <w:t>________</w:t>
-            </w:r>
-          </w:p>
-        </w:tc>
-      </w:tr>
-      <w:tr>
-        <w:trPr>
-          <w:jc w:val="center"/>
-        </w:trPr>
-        <w:tc>
-          <w:tcPr>
-            <w:tcW w:w="2556" w:type="dxa"/>
-            <w:vAlign w:val="center"/>
-          </w:tcPr>
-          <w:p>
-            <w:r>
-              <w:rPr>
-                <w:sz w:val="18"/>
-              </w:rPr>
-              <w:t>Base de Datos</w:t>
-            </w:r>
-          </w:p>
-        </w:tc>
-        <w:tc>
-          <w:tcPr>
-            <w:tcW w:w="2556" w:type="dxa"/>
-            <w:vAlign w:val="center"/>
-          </w:tcPr>
-          <w:p>
-            <w:r>
-              <w:rPr>
-                <w:sz w:val="18"/>
-              </w:rPr>
-              <w:t>________________</w:t>
-            </w:r>
-          </w:p>
-        </w:tc>
-        <w:tc>
-          <w:tcPr>
-            <w:tcW w:w="2556" w:type="dxa"/>
-            <w:vAlign w:val="center"/>
-          </w:tcPr>
-          <w:p>
-            <w:r>
-              <w:rPr>
-                <w:sz w:val="18"/>
-              </w:rPr>
-              <w:t>________________</w:t>
-            </w:r>
-          </w:p>
-        </w:tc>
-        <w:tc>
-          <w:tcPr>
-            <w:tcW w:w="2556" w:type="dxa"/>
-            <w:vAlign w:val="center"/>
-          </w:tcPr>
-          <w:p>
-            <w:r>
-              <w:rPr>
-                <w:sz w:val="18"/>
-              </w:rPr>
-              <w:t>________</w:t>
-            </w:r>
-          </w:p>
-        </w:tc>
-      </w:tr>
-    </w:tbl>
-    <w:p/>
+    <w:p>
+      <w:pPr>
+        <w:rPr>
+          <w:b/>
+          <w:bCs/>
+        </w:rPr>
+      </w:pPr>
+      <w:r>
+        <w:rPr>
+          <w:b/>
+          <w:bCs/>
+        </w:rPr>
+        <w:t>Observación QA</w:t>
+      </w:r>
+      <w:r>
+        <w:rPr>
+          <w:b/>
+          <w:bCs/>
+        </w:rPr>
+        <w:t xml:space="preserve"> 1</w:t>
+      </w:r>
+    </w:p>
+    <w:p>
+      <w:pPr>
+        <w:pStyle w:val="Prrafodelista"/>
+        <w:numPr>
+          <w:ilvl w:val="0"/>
+          <w:numId w:val="11"/>
+        </w:numPr>
+      </w:pPr>
+      <w:r>
+        <w:t>La base de datos utilizada por el proyecto se encuentra alojada</w:t>
+      </w:r>
+      <w:r>
+        <w:t xml:space="preserve"> </w:t>
+      </w:r>
+      <w:r>
+        <w:t>en un servidor MySQL remoto.</w:t>
+      </w:r>
+    </w:p>
+    <w:p>
+      <w:pPr>
+        <w:pStyle w:val="Prrafodelista"/>
+        <w:numPr>
+          <w:ilvl w:val="0"/>
+          <w:numId w:val="11"/>
+        </w:numPr>
+      </w:pPr>
+      <w:r>
+        <w:lastRenderedPageBreak/>
+        <w:t>No se encontraron scripts CREATE TABLE dentro de la rama</w:t>
+      </w:r>
+      <w:r>
+        <w:t xml:space="preserve"> </w:t>
+      </w:r>
+      <w:r>
+        <w:t>feature/bdd, por lo que las restricciones de la base de datos</w:t>
+      </w:r>
+      <w:r>
+        <w:t xml:space="preserve"> </w:t>
+      </w:r>
+      <w:r>
+        <w:t>deberán comprobarse directamente en el servidor MySQL.</w:t>
+      </w:r>
+    </w:p>
+    <w:p>
+      <w:pPr>
+        <w:rPr>
+          <w:b/>
+          <w:bCs/>
+        </w:rPr>
+      </w:pPr>
+      <w:r>
+        <w:rPr>
+          <w:b/>
+          <w:bCs/>
+        </w:rPr>
+        <w:t>Pendiente de verificar:</w:t>
+      </w:r>
+    </w:p>
+    <w:p>
+      <w:pPr>
+        <w:pStyle w:val="Prrafodelista"/>
+        <w:numPr>
+          <w:ilvl w:val="0"/>
+          <w:numId w:val="12"/>
+        </w:numPr>
+      </w:pPr>
+      <w:r>
+        <w:t>Llaves primarias.</w:t>
+      </w:r>
+    </w:p>
+    <w:p>
+      <w:pPr>
+        <w:pStyle w:val="Prrafodelista"/>
+        <w:numPr>
+          <w:ilvl w:val="0"/>
+          <w:numId w:val="12"/>
+        </w:numPr>
+      </w:pPr>
+      <w:r>
+        <w:t>Relaciones y llaves foráneas.</w:t>
+      </w:r>
+    </w:p>
+    <w:p>
+      <w:pPr>
+        <w:pStyle w:val="Prrafodelista"/>
+        <w:numPr>
+          <w:ilvl w:val="0"/>
+          <w:numId w:val="12"/>
+        </w:numPr>
+      </w:pPr>
+      <w:r>
+        <w:t>Gamertag UNIQUE.</w:t>
+      </w:r>
+    </w:p>
+    <w:p>
+      <w:pPr>
+        <w:pStyle w:val="Prrafodelista"/>
+        <w:numPr>
+          <w:ilvl w:val="0"/>
+          <w:numId w:val="12"/>
+        </w:numPr>
+      </w:pPr>
+      <w:r>
+        <w:t>Nombre de videojuego UNIQUE.</w:t>
+      </w:r>
+    </w:p>
+    <w:p>
+      <w:pPr>
+        <w:pStyle w:val="Prrafodelista"/>
+        <w:numPr>
+          <w:ilvl w:val="0"/>
+          <w:numId w:val="12"/>
+        </w:numPr>
+      </w:pPr>
+      <w:r>
+        <w:t>Campos obligatorios.</w:t>
+      </w:r>
+    </w:p>
+    <w:p>
+      <w:pPr>
+        <w:pStyle w:val="Prrafodelista"/>
+        <w:numPr>
+          <w:ilvl w:val="0"/>
+          <w:numId w:val="12"/>
+        </w:numPr>
+      </w:pPr>
+      <w:r>
+        <w:t>Restricción para puntuaciones negativas.</w:t>
+      </w:r>
+    </w:p>
+    <w:p>
+      <w:pPr>
+        <w:pStyle w:val="Prrafodelista"/>
+        <w:numPr>
+          <w:ilvl w:val="0"/>
+          <w:numId w:val="12"/>
+        </w:numPr>
+      </w:pPr>
+      <w:r>
+        <w:t>Integridad referencial.</w:t>
+      </w:r>
+    </w:p>
+    <w:p>
+      <w:pPr>
+        <w:ind w:left="360"/>
+        <w:rPr>
+          <w:b/>
+          <w:bCs/>
+        </w:rPr>
+      </w:pPr>
+      <w:proofErr w:type="spellStart"/>
+      <w:r>
+        <w:rPr>
+          <w:b/>
+          <w:bCs/>
+        </w:rPr>
+        <w:t>Observacion</w:t>
+      </w:r>
+      <w:proofErr w:type="spellEnd"/>
+      <w:r>
+        <w:rPr>
+          <w:b/>
+          <w:bCs/>
+        </w:rPr>
+        <w:t xml:space="preserve"> QA 2</w:t>
+      </w:r>
+    </w:p>
+    <w:p>
+      <w:pPr>
+        <w:pStyle w:val="Prrafodelista"/>
+        <w:numPr>
+          <w:ilvl w:val="0"/>
+          <w:numId w:val="13"/>
+        </w:numPr>
+        <w:jc w:val="both"/>
+      </w:pPr>
+      <w:r>
+        <w:t xml:space="preserve">feature/api: Durante la revisión se comprobó que el </w:t>
+      </w:r>
+      <w:proofErr w:type="spellStart"/>
+      <w:r>
+        <w:t>endpoint</w:t>
+      </w:r>
+      <w:proofErr w:type="spellEnd"/>
+      <w:r>
+        <w:t xml:space="preserve"> /api/jugadores responde correctamente con código HTTP 200; sin embargo, la información proviene de arreglos locales con datos simulados y no de MySQL. </w:t>
+      </w:r>
+    </w:p>
+    <w:p>
+      <w:pPr>
+        <w:pStyle w:val="Prrafodelista"/>
+        <w:numPr>
+          <w:ilvl w:val="0"/>
+          <w:numId w:val="13"/>
+        </w:numPr>
+        <w:jc w:val="both"/>
+      </w:pPr>
+      <w:r>
+        <w:t xml:space="preserve">El </w:t>
+      </w:r>
+      <w:proofErr w:type="spellStart"/>
+      <w:r>
+        <w:t>endpoint</w:t>
+      </w:r>
+      <w:proofErr w:type="spellEnd"/>
+      <w:r>
+        <w:t xml:space="preserve"> /api/videojuegos presenta un error de compilación debido a una importación de un elemento no exportado. Este error también impidió continuar con la ejecución normal del </w:t>
+      </w:r>
+      <w:proofErr w:type="spellStart"/>
+      <w:r>
+        <w:t>endpoint</w:t>
+      </w:r>
+      <w:proofErr w:type="spellEnd"/>
+      <w:r>
+        <w:t xml:space="preserve"> /api/puntuaciones. </w:t>
+      </w:r>
+    </w:p>
+    <w:p>
+      <w:pPr>
+        <w:pStyle w:val="Prrafodelista"/>
+        <w:numPr>
+          <w:ilvl w:val="0"/>
+          <w:numId w:val="13"/>
+        </w:numPr>
+        <w:jc w:val="both"/>
+      </w:pPr>
+      <w:r>
+        <w:t xml:space="preserve">Se detectaron adicionalmente una ruta de importación incorrecta y ausencia de validaciones obligatorias en el registro de puntuaciones. Por lo anterior, la rama feature/api queda </w:t>
+      </w:r>
+      <w:r>
+        <w:rPr>
+          <w:b/>
+          <w:bCs/>
+        </w:rPr>
+        <w:t>NO APROBADA POR QA</w:t>
+      </w:r>
+      <w:r>
+        <w:t xml:space="preserve"> hasta que las incidencias registradas sean corregidas y sometidas a reprueba.</w:t>
+      </w:r>
+    </w:p>
+    <w:p>
+      <w:pPr>
+        <w:jc w:val="both"/>
+      </w:pPr>
+      <w:r>
+        <w:rPr>
+          <w:b/>
+          <w:bCs/>
+        </w:rPr>
+        <w:t>Observación QA — RF07</w:t>
+      </w:r>
+      <w:r>
+        <w:t xml:space="preserve"> </w:t>
+      </w:r>
+    </w:p>
+    <w:p>
+      <w:pPr>
+        <w:pStyle w:val="Prrafodelista"/>
+        <w:numPr>
+          <w:ilvl w:val="0"/>
+          <w:numId w:val="14"/>
+        </w:numPr>
+        <w:jc w:val="both"/>
+      </w:pPr>
+      <w:r>
+        <w:t>La interfaz de búsqueda está diseñada para recibir y mostrar un único jugador. Debe verificarse durante la integración si el requerimiento espera múltiples coincidencias para búsquedas parciales por nombre o Gamertag.</w:t>
+      </w:r>
+    </w:p>
     <w:sectPr>
       <w:footerReference w:type="default" r:id="rId8"/>
-      <w:pgSz w:w="12240" w:h="15840"/>
-      <w:pgMar w:top="936" w:right="1008" w:bottom="936" w:left="1008" w:header="720" w:footer="720" w:gutter="0"/>
+      <w:pgSz w:w="15840" w:h="12240" w:orient="landscape"/>
+      <w:pgMar w:top="1009" w:right="936" w:bottom="1009" w:left="936" w:header="720" w:footer="720" w:gutter="0"/>
       <w:cols w:space="720"/>
       <w:docGrid w:linePitch="360"/>
     </w:sectPr>
@@ -6364,6 +8051,547 @@
       </w:rPr>
     </w:lvl>
   </w:abstractNum>
+  <w:abstractNum w:abstractNumId="9" w15:restartNumberingAfterBreak="0">
+    <w:nsid w:val="19E474B6"/>
+    <w:multiLevelType w:val="hybridMultilevel"/>
+    <w:tmpl w:val="A8C2C174"/>
+    <w:lvl w:ilvl="0" w:tplc="080A000F">
+      <w:start w:val="1"/>
+      <w:numFmt w:val="decimal"/>
+      <w:lvlText w:val="%1."/>
+      <w:lvlJc w:val="left"/>
+      <w:pPr>
+        <w:ind w:left="720" w:hanging="360"/>
+      </w:pPr>
+      <w:rPr>
+        <w:rFonts w:hint="default"/>
+      </w:rPr>
+    </w:lvl>
+    <w:lvl w:ilvl="1" w:tplc="080A0019" w:tentative="1">
+      <w:start w:val="1"/>
+      <w:numFmt w:val="lowerLetter"/>
+      <w:lvlText w:val="%2."/>
+      <w:lvlJc w:val="left"/>
+      <w:pPr>
+        <w:ind w:left="1440" w:hanging="360"/>
+      </w:pPr>
+    </w:lvl>
+    <w:lvl w:ilvl="2" w:tplc="080A001B" w:tentative="1">
+      <w:start w:val="1"/>
+      <w:numFmt w:val="lowerRoman"/>
+      <w:lvlText w:val="%3."/>
+      <w:lvlJc w:val="right"/>
+      <w:pPr>
+        <w:ind w:left="2160" w:hanging="180"/>
+      </w:pPr>
+    </w:lvl>
+    <w:lvl w:ilvl="3" w:tplc="080A000F" w:tentative="1">
+      <w:start w:val="1"/>
+      <w:numFmt w:val="decimal"/>
+      <w:lvlText w:val="%4."/>
+      <w:lvlJc w:val="left"/>
+      <w:pPr>
+        <w:ind w:left="2880" w:hanging="360"/>
+      </w:pPr>
+    </w:lvl>
+    <w:lvl w:ilvl="4" w:tplc="080A0019" w:tentative="1">
+      <w:start w:val="1"/>
+      <w:numFmt w:val="lowerLetter"/>
+      <w:lvlText w:val="%5."/>
+      <w:lvlJc w:val="left"/>
+      <w:pPr>
+        <w:ind w:left="3600" w:hanging="360"/>
+      </w:pPr>
+    </w:lvl>
+    <w:lvl w:ilvl="5" w:tplc="080A001B" w:tentative="1">
+      <w:start w:val="1"/>
+      <w:numFmt w:val="lowerRoman"/>
+      <w:lvlText w:val="%6."/>
+      <w:lvlJc w:val="right"/>
+      <w:pPr>
+        <w:ind w:left="4320" w:hanging="180"/>
+      </w:pPr>
+    </w:lvl>
+    <w:lvl w:ilvl="6" w:tplc="080A000F" w:tentative="1">
+      <w:start w:val="1"/>
+      <w:numFmt w:val="decimal"/>
+      <w:lvlText w:val="%7."/>
+      <w:lvlJc w:val="left"/>
+      <w:pPr>
+        <w:ind w:left="5040" w:hanging="360"/>
+      </w:pPr>
+    </w:lvl>
+    <w:lvl w:ilvl="7" w:tplc="080A0019" w:tentative="1">
+      <w:start w:val="1"/>
+      <w:numFmt w:val="lowerLetter"/>
+      <w:lvlText w:val="%8."/>
+      <w:lvlJc w:val="left"/>
+      <w:pPr>
+        <w:ind w:left="5760" w:hanging="360"/>
+      </w:pPr>
+    </w:lvl>
+    <w:lvl w:ilvl="8" w:tplc="080A001B" w:tentative="1">
+      <w:start w:val="1"/>
+      <w:numFmt w:val="lowerRoman"/>
+      <w:lvlText w:val="%9."/>
+      <w:lvlJc w:val="right"/>
+      <w:pPr>
+        <w:ind w:left="6480" w:hanging="180"/>
+      </w:pPr>
+    </w:lvl>
+  </w:abstractNum>
+  <w:abstractNum w:abstractNumId="10" w15:restartNumberingAfterBreak="0">
+    <w:nsid w:val="4FD67B01"/>
+    <w:multiLevelType w:val="hybridMultilevel"/>
+    <w:tmpl w:val="6890F89C"/>
+    <w:lvl w:ilvl="0" w:tplc="080A0001">
+      <w:start w:val="1"/>
+      <w:numFmt w:val="bullet"/>
+      <w:lvlText w:val=""/>
+      <w:lvlJc w:val="left"/>
+      <w:pPr>
+        <w:ind w:left="1080" w:hanging="360"/>
+      </w:pPr>
+      <w:rPr>
+        <w:rFonts w:ascii="Symbol" w:hAnsi="Symbol" w:hint="default"/>
+      </w:rPr>
+    </w:lvl>
+    <w:lvl w:ilvl="1" w:tplc="080A0003" w:tentative="1">
+      <w:start w:val="1"/>
+      <w:numFmt w:val="bullet"/>
+      <w:lvlText w:val="o"/>
+      <w:lvlJc w:val="left"/>
+      <w:pPr>
+        <w:ind w:left="1800" w:hanging="360"/>
+      </w:pPr>
+      <w:rPr>
+        <w:rFonts w:ascii="Courier New" w:hAnsi="Courier New" w:cs="Courier New" w:hint="default"/>
+      </w:rPr>
+    </w:lvl>
+    <w:lvl w:ilvl="2" w:tplc="080A0005" w:tentative="1">
+      <w:start w:val="1"/>
+      <w:numFmt w:val="bullet"/>
+      <w:lvlText w:val=""/>
+      <w:lvlJc w:val="left"/>
+      <w:pPr>
+        <w:ind w:left="2520" w:hanging="360"/>
+      </w:pPr>
+      <w:rPr>
+        <w:rFonts w:ascii="Wingdings" w:hAnsi="Wingdings" w:hint="default"/>
+      </w:rPr>
+    </w:lvl>
+    <w:lvl w:ilvl="3" w:tplc="080A0001" w:tentative="1">
+      <w:start w:val="1"/>
+      <w:numFmt w:val="bullet"/>
+      <w:lvlText w:val=""/>
+      <w:lvlJc w:val="left"/>
+      <w:pPr>
+        <w:ind w:left="3240" w:hanging="360"/>
+      </w:pPr>
+      <w:rPr>
+        <w:rFonts w:ascii="Symbol" w:hAnsi="Symbol" w:hint="default"/>
+      </w:rPr>
+    </w:lvl>
+    <w:lvl w:ilvl="4" w:tplc="080A0003" w:tentative="1">
+      <w:start w:val="1"/>
+      <w:numFmt w:val="bullet"/>
+      <w:lvlText w:val="o"/>
+      <w:lvlJc w:val="left"/>
+      <w:pPr>
+        <w:ind w:left="3960" w:hanging="360"/>
+      </w:pPr>
+      <w:rPr>
+        <w:rFonts w:ascii="Courier New" w:hAnsi="Courier New" w:cs="Courier New" w:hint="default"/>
+      </w:rPr>
+    </w:lvl>
+    <w:lvl w:ilvl="5" w:tplc="080A0005" w:tentative="1">
+      <w:start w:val="1"/>
+      <w:numFmt w:val="bullet"/>
+      <w:lvlText w:val=""/>
+      <w:lvlJc w:val="left"/>
+      <w:pPr>
+        <w:ind w:left="4680" w:hanging="360"/>
+      </w:pPr>
+      <w:rPr>
+        <w:rFonts w:ascii="Wingdings" w:hAnsi="Wingdings" w:hint="default"/>
+      </w:rPr>
+    </w:lvl>
+    <w:lvl w:ilvl="6" w:tplc="080A0001" w:tentative="1">
+      <w:start w:val="1"/>
+      <w:numFmt w:val="bullet"/>
+      <w:lvlText w:val=""/>
+      <w:lvlJc w:val="left"/>
+      <w:pPr>
+        <w:ind w:left="5400" w:hanging="360"/>
+      </w:pPr>
+      <w:rPr>
+        <w:rFonts w:ascii="Symbol" w:hAnsi="Symbol" w:hint="default"/>
+      </w:rPr>
+    </w:lvl>
+    <w:lvl w:ilvl="7" w:tplc="080A0003" w:tentative="1">
+      <w:start w:val="1"/>
+      <w:numFmt w:val="bullet"/>
+      <w:lvlText w:val="o"/>
+      <w:lvlJc w:val="left"/>
+      <w:pPr>
+        <w:ind w:left="6120" w:hanging="360"/>
+      </w:pPr>
+      <w:rPr>
+        <w:rFonts w:ascii="Courier New" w:hAnsi="Courier New" w:cs="Courier New" w:hint="default"/>
+      </w:rPr>
+    </w:lvl>
+    <w:lvl w:ilvl="8" w:tplc="080A0005" w:tentative="1">
+      <w:start w:val="1"/>
+      <w:numFmt w:val="bullet"/>
+      <w:lvlText w:val=""/>
+      <w:lvlJc w:val="left"/>
+      <w:pPr>
+        <w:ind w:left="6840" w:hanging="360"/>
+      </w:pPr>
+      <w:rPr>
+        <w:rFonts w:ascii="Wingdings" w:hAnsi="Wingdings" w:hint="default"/>
+      </w:rPr>
+    </w:lvl>
+  </w:abstractNum>
+  <w:abstractNum w:abstractNumId="11" w15:restartNumberingAfterBreak="0">
+    <w:nsid w:val="665E7998"/>
+    <w:multiLevelType w:val="hybridMultilevel"/>
+    <w:tmpl w:val="0DF4C7A8"/>
+    <w:lvl w:ilvl="0" w:tplc="080A0001">
+      <w:start w:val="1"/>
+      <w:numFmt w:val="bullet"/>
+      <w:lvlText w:val=""/>
+      <w:lvlJc w:val="left"/>
+      <w:pPr>
+        <w:ind w:left="720" w:hanging="360"/>
+      </w:pPr>
+      <w:rPr>
+        <w:rFonts w:ascii="Symbol" w:hAnsi="Symbol" w:hint="default"/>
+      </w:rPr>
+    </w:lvl>
+    <w:lvl w:ilvl="1" w:tplc="080A0003" w:tentative="1">
+      <w:start w:val="1"/>
+      <w:numFmt w:val="bullet"/>
+      <w:lvlText w:val="o"/>
+      <w:lvlJc w:val="left"/>
+      <w:pPr>
+        <w:ind w:left="1440" w:hanging="360"/>
+      </w:pPr>
+      <w:rPr>
+        <w:rFonts w:ascii="Courier New" w:hAnsi="Courier New" w:cs="Courier New" w:hint="default"/>
+      </w:rPr>
+    </w:lvl>
+    <w:lvl w:ilvl="2" w:tplc="080A0005" w:tentative="1">
+      <w:start w:val="1"/>
+      <w:numFmt w:val="bullet"/>
+      <w:lvlText w:val=""/>
+      <w:lvlJc w:val="left"/>
+      <w:pPr>
+        <w:ind w:left="2160" w:hanging="360"/>
+      </w:pPr>
+      <w:rPr>
+        <w:rFonts w:ascii="Wingdings" w:hAnsi="Wingdings" w:hint="default"/>
+      </w:rPr>
+    </w:lvl>
+    <w:lvl w:ilvl="3" w:tplc="080A0001" w:tentative="1">
+      <w:start w:val="1"/>
+      <w:numFmt w:val="bullet"/>
+      <w:lvlText w:val=""/>
+      <w:lvlJc w:val="left"/>
+      <w:pPr>
+        <w:ind w:left="2880" w:hanging="360"/>
+      </w:pPr>
+      <w:rPr>
+        <w:rFonts w:ascii="Symbol" w:hAnsi="Symbol" w:hint="default"/>
+      </w:rPr>
+    </w:lvl>
+    <w:lvl w:ilvl="4" w:tplc="080A0003" w:tentative="1">
+      <w:start w:val="1"/>
+      <w:numFmt w:val="bullet"/>
+      <w:lvlText w:val="o"/>
+      <w:lvlJc w:val="left"/>
+      <w:pPr>
+        <w:ind w:left="3600" w:hanging="360"/>
+      </w:pPr>
+      <w:rPr>
+        <w:rFonts w:ascii="Courier New" w:hAnsi="Courier New" w:cs="Courier New" w:hint="default"/>
+      </w:rPr>
+    </w:lvl>
+    <w:lvl w:ilvl="5" w:tplc="080A0005" w:tentative="1">
+      <w:start w:val="1"/>
+      <w:numFmt w:val="bullet"/>
+      <w:lvlText w:val=""/>
+      <w:lvlJc w:val="left"/>
+      <w:pPr>
+        <w:ind w:left="4320" w:hanging="360"/>
+      </w:pPr>
+      <w:rPr>
+        <w:rFonts w:ascii="Wingdings" w:hAnsi="Wingdings" w:hint="default"/>
+      </w:rPr>
+    </w:lvl>
+    <w:lvl w:ilvl="6" w:tplc="080A0001" w:tentative="1">
+      <w:start w:val="1"/>
+      <w:numFmt w:val="bullet"/>
+      <w:lvlText w:val=""/>
+      <w:lvlJc w:val="left"/>
+      <w:pPr>
+        <w:ind w:left="5040" w:hanging="360"/>
+      </w:pPr>
+      <w:rPr>
+        <w:rFonts w:ascii="Symbol" w:hAnsi="Symbol" w:hint="default"/>
+      </w:rPr>
+    </w:lvl>
+    <w:lvl w:ilvl="7" w:tplc="080A0003" w:tentative="1">
+      <w:start w:val="1"/>
+      <w:numFmt w:val="bullet"/>
+      <w:lvlText w:val="o"/>
+      <w:lvlJc w:val="left"/>
+      <w:pPr>
+        <w:ind w:left="5760" w:hanging="360"/>
+      </w:pPr>
+      <w:rPr>
+        <w:rFonts w:ascii="Courier New" w:hAnsi="Courier New" w:cs="Courier New" w:hint="default"/>
+      </w:rPr>
+    </w:lvl>
+    <w:lvl w:ilvl="8" w:tplc="080A0005" w:tentative="1">
+      <w:start w:val="1"/>
+      <w:numFmt w:val="bullet"/>
+      <w:lvlText w:val=""/>
+      <w:lvlJc w:val="left"/>
+      <w:pPr>
+        <w:ind w:left="6480" w:hanging="360"/>
+      </w:pPr>
+      <w:rPr>
+        <w:rFonts w:ascii="Wingdings" w:hAnsi="Wingdings" w:hint="default"/>
+      </w:rPr>
+    </w:lvl>
+  </w:abstractNum>
+  <w:abstractNum w:abstractNumId="12" w15:restartNumberingAfterBreak="0">
+    <w:nsid w:val="68041DB7"/>
+    <w:multiLevelType w:val="hybridMultilevel"/>
+    <w:tmpl w:val="6EF8A884"/>
+    <w:lvl w:ilvl="0" w:tplc="080A0001">
+      <w:start w:val="1"/>
+      <w:numFmt w:val="bullet"/>
+      <w:lvlText w:val=""/>
+      <w:lvlJc w:val="left"/>
+      <w:pPr>
+        <w:ind w:left="720" w:hanging="360"/>
+      </w:pPr>
+      <w:rPr>
+        <w:rFonts w:ascii="Symbol" w:hAnsi="Symbol" w:hint="default"/>
+      </w:rPr>
+    </w:lvl>
+    <w:lvl w:ilvl="1" w:tplc="080A0003" w:tentative="1">
+      <w:start w:val="1"/>
+      <w:numFmt w:val="bullet"/>
+      <w:lvlText w:val="o"/>
+      <w:lvlJc w:val="left"/>
+      <w:pPr>
+        <w:ind w:left="1440" w:hanging="360"/>
+      </w:pPr>
+      <w:rPr>
+        <w:rFonts w:ascii="Courier New" w:hAnsi="Courier New" w:cs="Courier New" w:hint="default"/>
+      </w:rPr>
+    </w:lvl>
+    <w:lvl w:ilvl="2" w:tplc="080A0005" w:tentative="1">
+      <w:start w:val="1"/>
+      <w:numFmt w:val="bullet"/>
+      <w:lvlText w:val=""/>
+      <w:lvlJc w:val="left"/>
+      <w:pPr>
+        <w:ind w:left="2160" w:hanging="360"/>
+      </w:pPr>
+      <w:rPr>
+        <w:rFonts w:ascii="Wingdings" w:hAnsi="Wingdings" w:hint="default"/>
+      </w:rPr>
+    </w:lvl>
+    <w:lvl w:ilvl="3" w:tplc="080A0001" w:tentative="1">
+      <w:start w:val="1"/>
+      <w:numFmt w:val="bullet"/>
+      <w:lvlText w:val=""/>
+      <w:lvlJc w:val="left"/>
+      <w:pPr>
+        <w:ind w:left="2880" w:hanging="360"/>
+      </w:pPr>
+      <w:rPr>
+        <w:rFonts w:ascii="Symbol" w:hAnsi="Symbol" w:hint="default"/>
+      </w:rPr>
+    </w:lvl>
+    <w:lvl w:ilvl="4" w:tplc="080A0003" w:tentative="1">
+      <w:start w:val="1"/>
+      <w:numFmt w:val="bullet"/>
+      <w:lvlText w:val="o"/>
+      <w:lvlJc w:val="left"/>
+      <w:pPr>
+        <w:ind w:left="3600" w:hanging="360"/>
+      </w:pPr>
+      <w:rPr>
+        <w:rFonts w:ascii="Courier New" w:hAnsi="Courier New" w:cs="Courier New" w:hint="default"/>
+      </w:rPr>
+    </w:lvl>
+    <w:lvl w:ilvl="5" w:tplc="080A0005" w:tentative="1">
+      <w:start w:val="1"/>
+      <w:numFmt w:val="bullet"/>
+      <w:lvlText w:val=""/>
+      <w:lvlJc w:val="left"/>
+      <w:pPr>
+        <w:ind w:left="4320" w:hanging="360"/>
+      </w:pPr>
+      <w:rPr>
+        <w:rFonts w:ascii="Wingdings" w:hAnsi="Wingdings" w:hint="default"/>
+      </w:rPr>
+    </w:lvl>
+    <w:lvl w:ilvl="6" w:tplc="080A0001" w:tentative="1">
+      <w:start w:val="1"/>
+      <w:numFmt w:val="bullet"/>
+      <w:lvlText w:val=""/>
+      <w:lvlJc w:val="left"/>
+      <w:pPr>
+        <w:ind w:left="5040" w:hanging="360"/>
+      </w:pPr>
+      <w:rPr>
+        <w:rFonts w:ascii="Symbol" w:hAnsi="Symbol" w:hint="default"/>
+      </w:rPr>
+    </w:lvl>
+    <w:lvl w:ilvl="7" w:tplc="080A0003" w:tentative="1">
+      <w:start w:val="1"/>
+      <w:numFmt w:val="bullet"/>
+      <w:lvlText w:val="o"/>
+      <w:lvlJc w:val="left"/>
+      <w:pPr>
+        <w:ind w:left="5760" w:hanging="360"/>
+      </w:pPr>
+      <w:rPr>
+        <w:rFonts w:ascii="Courier New" w:hAnsi="Courier New" w:cs="Courier New" w:hint="default"/>
+      </w:rPr>
+    </w:lvl>
+    <w:lvl w:ilvl="8" w:tplc="080A0005" w:tentative="1">
+      <w:start w:val="1"/>
+      <w:numFmt w:val="bullet"/>
+      <w:lvlText w:val=""/>
+      <w:lvlJc w:val="left"/>
+      <w:pPr>
+        <w:ind w:left="6480" w:hanging="360"/>
+      </w:pPr>
+      <w:rPr>
+        <w:rFonts w:ascii="Wingdings" w:hAnsi="Wingdings" w:hint="default"/>
+      </w:rPr>
+    </w:lvl>
+  </w:abstractNum>
+  <w:abstractNum w:abstractNumId="13" w15:restartNumberingAfterBreak="0">
+    <w:nsid w:val="7610284D"/>
+    <w:multiLevelType w:val="hybridMultilevel"/>
+    <w:tmpl w:val="A282CC50"/>
+    <w:lvl w:ilvl="0" w:tplc="080A0001">
+      <w:start w:val="1"/>
+      <w:numFmt w:val="bullet"/>
+      <w:lvlText w:val=""/>
+      <w:lvlJc w:val="left"/>
+      <w:pPr>
+        <w:ind w:left="720" w:hanging="360"/>
+      </w:pPr>
+      <w:rPr>
+        <w:rFonts w:ascii="Symbol" w:hAnsi="Symbol" w:hint="default"/>
+      </w:rPr>
+    </w:lvl>
+    <w:lvl w:ilvl="1" w:tplc="080A0003" w:tentative="1">
+      <w:start w:val="1"/>
+      <w:numFmt w:val="bullet"/>
+      <w:lvlText w:val="o"/>
+      <w:lvlJc w:val="left"/>
+      <w:pPr>
+        <w:ind w:left="1440" w:hanging="360"/>
+      </w:pPr>
+      <w:rPr>
+        <w:rFonts w:ascii="Courier New" w:hAnsi="Courier New" w:cs="Courier New" w:hint="default"/>
+      </w:rPr>
+    </w:lvl>
+    <w:lvl w:ilvl="2" w:tplc="080A0005" w:tentative="1">
+      <w:start w:val="1"/>
+      <w:numFmt w:val="bullet"/>
+      <w:lvlText w:val=""/>
+      <w:lvlJc w:val="left"/>
+      <w:pPr>
+        <w:ind w:left="2160" w:hanging="360"/>
+      </w:pPr>
+      <w:rPr>
+        <w:rFonts w:ascii="Wingdings" w:hAnsi="Wingdings" w:hint="default"/>
+      </w:rPr>
+    </w:lvl>
+    <w:lvl w:ilvl="3" w:tplc="080A0001" w:tentative="1">
+      <w:start w:val="1"/>
+      <w:numFmt w:val="bullet"/>
+      <w:lvlText w:val=""/>
+      <w:lvlJc w:val="left"/>
+      <w:pPr>
+        <w:ind w:left="2880" w:hanging="360"/>
+      </w:pPr>
+      <w:rPr>
+        <w:rFonts w:ascii="Symbol" w:hAnsi="Symbol" w:hint="default"/>
+      </w:rPr>
+    </w:lvl>
+    <w:lvl w:ilvl="4" w:tplc="080A0003" w:tentative="1">
+      <w:start w:val="1"/>
+      <w:numFmt w:val="bullet"/>
+      <w:lvlText w:val="o"/>
+      <w:lvlJc w:val="left"/>
+      <w:pPr>
+        <w:ind w:left="3600" w:hanging="360"/>
+      </w:pPr>
+      <w:rPr>
+        <w:rFonts w:ascii="Courier New" w:hAnsi="Courier New" w:cs="Courier New" w:hint="default"/>
+      </w:rPr>
+    </w:lvl>
+    <w:lvl w:ilvl="5" w:tplc="080A0005" w:tentative="1">
+      <w:start w:val="1"/>
+      <w:numFmt w:val="bullet"/>
+      <w:lvlText w:val=""/>
+      <w:lvlJc w:val="left"/>
+      <w:pPr>
+        <w:ind w:left="4320" w:hanging="360"/>
+      </w:pPr>
+      <w:rPr>
+        <w:rFonts w:ascii="Wingdings" w:hAnsi="Wingdings" w:hint="default"/>
+      </w:rPr>
+    </w:lvl>
+    <w:lvl w:ilvl="6" w:tplc="080A0001" w:tentative="1">
+      <w:start w:val="1"/>
+      <w:numFmt w:val="bullet"/>
+      <w:lvlText w:val=""/>
+      <w:lvlJc w:val="left"/>
+      <w:pPr>
+        <w:ind w:left="5040" w:hanging="360"/>
+      </w:pPr>
+      <w:rPr>
+        <w:rFonts w:ascii="Symbol" w:hAnsi="Symbol" w:hint="default"/>
+      </w:rPr>
+    </w:lvl>
+    <w:lvl w:ilvl="7" w:tplc="080A0003" w:tentative="1">
+      <w:start w:val="1"/>
+      <w:numFmt w:val="bullet"/>
+      <w:lvlText w:val="o"/>
+      <w:lvlJc w:val="left"/>
+      <w:pPr>
+        <w:ind w:left="5760" w:hanging="360"/>
+      </w:pPr>
+      <w:rPr>
+        <w:rFonts w:ascii="Courier New" w:hAnsi="Courier New" w:cs="Courier New" w:hint="default"/>
+      </w:rPr>
+    </w:lvl>
+    <w:lvl w:ilvl="8" w:tplc="080A0005" w:tentative="1">
+      <w:start w:val="1"/>
+      <w:numFmt w:val="bullet"/>
+      <w:lvlText w:val=""/>
+      <w:lvlJc w:val="left"/>
+      <w:pPr>
+        <w:ind w:left="6480" w:hanging="360"/>
+      </w:pPr>
+      <w:rPr>
+        <w:rFonts w:ascii="Wingdings" w:hAnsi="Wingdings" w:hint="default"/>
+      </w:rPr>
+    </w:lvl>
+  </w:abstractNum>
   <w:num w:numId="1" w16cid:durableId="993336165">
     <w:abstractNumId w:val="8"/>
   </w:num>
@@ -6390,6 +8618,21 @@
   </w:num>
   <w:num w:numId="9" w16cid:durableId="1978753660">
     <w:abstractNumId w:val="0"/>
+  </w:num>
+  <w:num w:numId="10" w16cid:durableId="1793861926">
+    <w:abstractNumId w:val="9"/>
+  </w:num>
+  <w:num w:numId="11" w16cid:durableId="1446921199">
+    <w:abstractNumId w:val="13"/>
+  </w:num>
+  <w:num w:numId="12" w16cid:durableId="77140418">
+    <w:abstractNumId w:val="11"/>
+  </w:num>
+  <w:num w:numId="13" w16cid:durableId="1228734538">
+    <w:abstractNumId w:val="10"/>
+  </w:num>
+  <w:num w:numId="14" w16cid:durableId="301348412">
+    <w:abstractNumId w:val="12"/>
   </w:num>
 </w:numbering>
 </file>
@@ -6787,6 +9030,7 @@
     <w:rPr>
       <w:rFonts w:ascii="Aptos" w:hAnsi="Aptos"/>
       <w:sz w:val="20"/>
+      <w:lang w:val="es-MX"/>
     </w:rPr>
   </w:style>
   <w:style w:type="paragraph" w:styleId="Ttulo1">
@@ -6999,7 +9243,6 @@
   <w:style w:type="character" w:default="1" w:styleId="Fuentedeprrafopredeter">
     <w:name w:val="Default Paragraph Font"/>
     <w:uiPriority w:val="1"/>
-    <w:semiHidden/>
     <w:unhideWhenUsed/>
   </w:style>
   <w:style w:type="table" w:default="1" w:styleId="Tablanormal">
